--- a/fuentes/621602_CF03_DU.docx
+++ b/fuentes/621602_CF03_DU.docx
@@ -197,13 +197,13 @@
               </wp:anchor>
             </w:drawing>
           </mc:Choice>
-          <mc:Fallback>
+          <mc:Fallback xmlns:oel="http://schemas.microsoft.com/office/2019/extlst" xmlns:w16du="http://schemas.microsoft.com/office/word/2023/wordml/word16du" xmlns:w16sdtfl="http://schemas.microsoft.com/office/word/2024/wordml/sdtformatlock">
             <w:pict>
               <v:shapetype w14:anchorId="2E2DABF6" id="_x0000_t202" coordsize="21600,21600" o:spt="202" path="m,l,21600r21600,l21600,xe">
                 <v:stroke joinstyle="miter"/>
                 <v:path gradientshapeok="t" o:connecttype="rect"/>
               </v:shapetype>
-              <v:shape id="Cuadro de texto 2" o:spid="_x0000_s1026" type="#_x0000_t202" alt="&quot;&quot;" style="position:absolute;left:0;text-align:left;margin-left:-19.05pt;margin-top:34.1pt;width:499.8pt;height:189.2pt;z-index:251663360;visibility:visible;mso-wrap-style:square;mso-width-percent:0;mso-height-percent:0;mso-wrap-distance-left:9pt;mso-wrap-distance-top:3.6pt;mso-wrap-distance-right:9pt;mso-wrap-distance-bottom:3.6pt;mso-position-horizontal:absolute;mso-position-horizontal-relative:text;mso-position-vertical:absolute;mso-position-vertical-relative:text;mso-width-percent:0;mso-height-percent:0;mso-width-relative:margin;mso-height-relative:margin;v-text-anchor:top" o:gfxdata="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" filled="f" stroked="f">
+              <v:shape id="Cuadro de texto 2" o:spid="_x0000_s1026" type="#_x0000_t202" alt="&quot;&quot;" style="position:absolute;left:0;text-align:left;margin-left:-19.05pt;margin-top:34.1pt;width:499.8pt;height:189.2pt;z-index:251663360;visibility:visible;mso-wrap-style:square;mso-width-percent:0;mso-height-percent:0;mso-wrap-distance-left:9pt;mso-wrap-distance-top:3.6pt;mso-wrap-distance-right:9pt;mso-wrap-distance-bottom:3.6pt;mso-position-horizontal:absolute;mso-position-horizontal-relative:text;mso-position-vertical:absolute;mso-position-vertical-relative:text;mso-width-percent:0;mso-height-percent:0;mso-width-relative:margin;mso-height-relative:margin;v-text-anchor:top" o:gfxdata="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" filled="f" stroked="f">
                 <v:textbox>
                   <w:txbxContent>
                     <w:p>
@@ -308,7 +308,7 @@
               </wp:anchor>
             </w:drawing>
           </mc:Choice>
-          <mc:Fallback>
+          <mc:Fallback xmlns:oel="http://schemas.microsoft.com/office/2019/extlst" xmlns:w16du="http://schemas.microsoft.com/office/word/2023/wordml/word16du" xmlns:w16sdtfl="http://schemas.microsoft.com/office/word/2024/wordml/sdtformatlock">
             <w:pict>
               <v:rect w14:anchorId="3A877550" id="Rectángulo 3" o:spid="_x0000_s1026" alt="&quot;&quot;" style="position:absolute;margin-left:0;margin-top:34.95pt;width:616.85pt;height:192.75pt;z-index:-251655168;visibility:visible;mso-wrap-style:square;mso-width-percent:0;mso-height-percent:0;mso-wrap-distance-left:9pt;mso-wrap-distance-top:0;mso-wrap-distance-right:9pt;mso-wrap-distance-bottom:0;mso-position-horizontal:left;mso-position-horizontal-relative:page;mso-position-vertical:absolute;mso-position-vertical-relative:text;mso-width-percent:0;mso-height-percent:0;mso-width-relative:margin;mso-height-relative:margin;v-text-anchor:middle" o:gfxdata="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" fillcolor="#00314d" stroked="f" strokeweight="1pt">
                 <w10:wrap anchorx="page"/>
@@ -536,6 +536,7 @@
       <w:sdtPr>
         <w:rPr>
           <w:rFonts w:eastAsiaTheme="minorHAnsi" w:cstheme="minorBidi"/>
+          <w:b w:val="0"/>
           <w:kern w:val="2"/>
           <w:sz w:val="28"/>
           <w:szCs w:val="22"/>
@@ -550,7 +551,6 @@
       </w:sdtPr>
       <w:sdtEndPr>
         <w:rPr>
-          <w:b w:val="0"/>
           <w:bCs/>
         </w:rPr>
       </w:sdtEndPr>
@@ -2130,7 +2130,7 @@
                 <w:noProof/>
                 <w:webHidden/>
               </w:rPr>
-              <w:t>36</w:t>
+              <w:t>35</w:t>
             </w:r>
             <w:r>
               <w:rPr>
@@ -3749,7 +3749,6 @@
       </w:pPr>
       <w:bookmarkStart w:id="0" w:name="_Toc234421365"/>
       <w:r>
-        <w:lastRenderedPageBreak/>
         <w:t>Introducción</w:t>
       </w:r>
       <w:bookmarkEnd w:id="0"/>
@@ -3779,7 +3778,6 @@
       </w:pPr>
       <w:bookmarkStart w:id="1" w:name="_Toc234421366"/>
       <w:r>
-        <w:lastRenderedPageBreak/>
         <w:t>Usuarios de servicios turístico</w:t>
       </w:r>
       <w:r>
@@ -3811,7 +3809,6 @@
       </w:pPr>
       <w:bookmarkStart w:id="2" w:name="_Toc234421367"/>
       <w:r>
-        <w:lastRenderedPageBreak/>
         <w:t>Tipos</w:t>
       </w:r>
       <w:bookmarkEnd w:id="2"/>
@@ -3871,6 +3868,7 @@
       <w:r>
         <w:rPr>
           <w:rStyle w:val="Extranjerismo"/>
+          <w:lang w:val="es-CO"/>
         </w:rPr>
         <w:t>confort</w:t>
       </w:r>
@@ -3884,18 +3882,20 @@
           <w:b/>
           <w:bCs/>
         </w:rPr>
-        <w:lastRenderedPageBreak/>
         <w:t>Pasajero</w:t>
       </w:r>
       <w:r>
         <w:t xml:space="preserve">: es la persona que se traslada de un lugar a otro mediante un medio de transporte, sin ser parte de la tripulación. En el contexto turístico, este rol suele ser asumido por los usuarios durante los desplazamientos hacia y desde el destino. En la industria, es común el uso del término </w:t>
       </w:r>
+      <w:proofErr w:type="spellStart"/>
       <w:r>
         <w:rPr>
           <w:rStyle w:val="Extranjerismo"/>
+          <w:lang w:val="es-CO"/>
         </w:rPr>
         <w:t>pax</w:t>
       </w:r>
+      <w:proofErr w:type="spellEnd"/>
       <w:r>
         <w:t xml:space="preserve"> para referirse a este tipo de usuario.</w:t>
       </w:r>
@@ -4273,14 +4273,7 @@
               <w:rPr>
                 <w:rFonts w:asciiTheme="majorHAnsi" w:hAnsiTheme="majorHAnsi" w:cstheme="majorHAnsi"/>
               </w:rPr>
-              <w:t xml:space="preserve">Establece derechos como información veraz, calidad del </w:t>
-            </w:r>
-            <w:r>
-              <w:rPr>
-                <w:rFonts w:asciiTheme="majorHAnsi" w:hAnsiTheme="majorHAnsi" w:cstheme="majorHAnsi"/>
-              </w:rPr>
-              <w:lastRenderedPageBreak/>
-              <w:t>servicio y protección frente a publicidad engañosa.</w:t>
+              <w:t>Establece derechos como información veraz, calidad del servicio y protección frente a publicidad engañosa.</w:t>
             </w:r>
           </w:p>
         </w:tc>
@@ -4548,11 +4541,7 @@
     </w:p>
     <w:p>
       <w:r>
-        <w:t xml:space="preserve">Los usuarios de servicios turísticos presentan características particulares que influyen en su comportamiento y en la forma en que interactúan con la oferta del sector. En términos generales, una gran parte de los viajeros proviene de entornos </w:t>
-      </w:r>
-      <w:r>
-        <w:lastRenderedPageBreak/>
-        <w:t>urbanos y busca, durante sus periodos de descanso, alejarse de la rutina cotidiana. Este desplazamiento responde a diversas motivaciones, entre las que se destacan el interés cultural, el cuidado de la salud, el deseo de cambio, las compras, el descanso, la práctica de actividades recreativas o deportivas y la búsqueda de experiencias significativas.</w:t>
+        <w:t>Los usuarios de servicios turísticos presentan características particulares que influyen en su comportamiento y en la forma en que interactúan con la oferta del sector. En términos generales, una gran parte de los viajeros proviene de entornos urbanos y busca, durante sus periodos de descanso, alejarse de la rutina cotidiana. Este desplazamiento responde a diversas motivaciones, entre las que se destacan el interés cultural, el cuidado de la salud, el deseo de cambio, las compras, el descanso, la práctica de actividades recreativas o deportivas y la búsqueda de experiencias significativas.</w:t>
       </w:r>
     </w:p>
     <w:p>
@@ -4600,7 +4589,6 @@
           <w:b/>
           <w:bCs/>
         </w:rPr>
-        <w:lastRenderedPageBreak/>
         <w:t>Alta expectativa</w:t>
       </w:r>
       <w:r>
@@ -4677,11 +4665,7 @@
     </w:p>
     <w:p>
       <w:r>
-        <w:t xml:space="preserve">Una vez en el destino, su comportamiento habitual comienza a cambiar. Se levanta más temprano, no por obligación laboral, sino para disfrutar del paisaje y participar en actividades como caminatas ecológicas. Modifica sus hábitos alimenticios al consumir productos locales y preparaciones tradicionales que no forman parte de su </w:t>
-      </w:r>
-      <w:r>
-        <w:lastRenderedPageBreak/>
-        <w:t>dieta cotidiana. Además, muestra mayor disposición a interactuar con personas desconocidas, como guías turísticos y habitantes de la región, interesándose por sus costumbres y formas de vida.</w:t>
+        <w:t>Una vez en el destino, su comportamiento habitual comienza a cambiar. Se levanta más temprano, no por obligación laboral, sino para disfrutar del paisaje y participar en actividades como caminatas ecológicas. Modifica sus hábitos alimenticios al consumir productos locales y preparaciones tradicionales que no forman parte de su dieta cotidiana. Además, muestra mayor disposición a interactuar con personas desconocidas, como guías turísticos y habitantes de la región, interesándose por sus costumbres y formas de vida.</w:t>
       </w:r>
     </w:p>
     <w:p>
@@ -4757,7 +4741,6 @@
           <w:bdr w:val="none" w:sz="0" w:space="0" w:color="auto"/>
           <w:shd w:val="clear" w:color="auto" w:fill="auto"/>
         </w:rPr>
-        <w:lastRenderedPageBreak/>
         <w:t xml:space="preserve">Pirámide de </w:t>
       </w:r>
       <w:proofErr w:type="spellStart"/>
@@ -4884,7 +4867,6 @@
         <w:rPr>
           <w:lang w:val="es-419" w:eastAsia="es-CO"/>
         </w:rPr>
-        <w:lastRenderedPageBreak/>
         <w:t xml:space="preserve">Desde la perspectiva del </w:t>
       </w:r>
       <w:r>
@@ -4969,12 +4951,12 @@
         <w:rPr>
           <w:lang w:val="es-419" w:eastAsia="es-CO"/>
         </w:rPr>
-        <w:lastRenderedPageBreak/>
         <w:t>Entre los requerimientos más comunes se encuentran la flexibilidad en los horarios de ingreso y salida, la ubicación estratégica del establecimiento y la facilidad en los procesos de reserva, la disponibilidad de espacios para reuniones de negocios, el acceso a conectividad inalámbrica (</w:t>
       </w:r>
       <w:r>
         <w:rPr>
           <w:rStyle w:val="Extranjerismo"/>
+          <w:lang w:val="es-CO"/>
         </w:rPr>
         <w:t>wifi</w:t>
       </w:r>
@@ -5127,13 +5109,25 @@
           <w:p>
             <w:pPr>
               <w:pStyle w:val="TextoTablas"/>
+              <w:rPr>
+                <w:lang w:val="en-US"/>
+              </w:rPr>
             </w:pPr>
+            <w:proofErr w:type="spellStart"/>
             <w:r>
               <w:rPr>
                 <w:rFonts w:asciiTheme="majorHAnsi" w:hAnsiTheme="majorHAnsi" w:cstheme="majorHAnsi"/>
-                <w:lang w:val="es-ES"/>
-              </w:rPr>
-              <w:t xml:space="preserve">Solicitud de </w:t>
+                <w:lang w:val="en-US"/>
+              </w:rPr>
+              <w:t>Solicitud</w:t>
+            </w:r>
+            <w:proofErr w:type="spellEnd"/>
+            <w:r>
+              <w:rPr>
+                <w:rFonts w:asciiTheme="majorHAnsi" w:hAnsiTheme="majorHAnsi" w:cstheme="majorHAnsi"/>
+                <w:lang w:val="en-US"/>
+              </w:rPr>
+              <w:t xml:space="preserve"> de </w:t>
             </w:r>
             <w:r>
               <w:rPr>
@@ -5144,9 +5138,25 @@
             <w:r>
               <w:rPr>
                 <w:rFonts w:asciiTheme="majorHAnsi" w:hAnsiTheme="majorHAnsi" w:cstheme="majorHAnsi"/>
-                <w:lang w:val="es-ES"/>
-              </w:rPr>
-              <w:t xml:space="preserve"> temprano o </w:t>
+                <w:lang w:val="en-US"/>
+              </w:rPr>
+              <w:t xml:space="preserve"> </w:t>
+            </w:r>
+            <w:proofErr w:type="spellStart"/>
+            <w:r>
+              <w:rPr>
+                <w:rFonts w:asciiTheme="majorHAnsi" w:hAnsiTheme="majorHAnsi" w:cstheme="majorHAnsi"/>
+                <w:lang w:val="en-US"/>
+              </w:rPr>
+              <w:t>temprano</w:t>
+            </w:r>
+            <w:proofErr w:type="spellEnd"/>
+            <w:r>
+              <w:rPr>
+                <w:rFonts w:asciiTheme="majorHAnsi" w:hAnsiTheme="majorHAnsi" w:cstheme="majorHAnsi"/>
+                <w:lang w:val="en-US"/>
+              </w:rPr>
+              <w:t xml:space="preserve"> o </w:t>
             </w:r>
             <w:r>
               <w:rPr>
@@ -5157,14 +5167,23 @@
             <w:r>
               <w:rPr>
                 <w:rFonts w:asciiTheme="majorHAnsi" w:hAnsiTheme="majorHAnsi" w:cstheme="majorHAnsi"/>
-                <w:lang w:val="es-ES"/>
-              </w:rPr>
-              <w:t xml:space="preserve"> tardío</w:t>
-            </w:r>
+                <w:lang w:val="en-US"/>
+              </w:rPr>
+              <w:t xml:space="preserve"> </w:t>
+            </w:r>
+            <w:proofErr w:type="spellStart"/>
             <w:r>
               <w:rPr>
                 <w:rFonts w:asciiTheme="majorHAnsi" w:hAnsiTheme="majorHAnsi" w:cstheme="majorHAnsi"/>
-                <w:lang w:val="es-ES"/>
+                <w:lang w:val="en-US"/>
+              </w:rPr>
+              <w:t>tardío</w:t>
+            </w:r>
+            <w:proofErr w:type="spellEnd"/>
+            <w:r>
+              <w:rPr>
+                <w:rFonts w:asciiTheme="majorHAnsi" w:hAnsiTheme="majorHAnsi" w:cstheme="majorHAnsi"/>
+                <w:lang w:val="en-US"/>
               </w:rPr>
               <w:t>.</w:t>
             </w:r>
@@ -5243,6 +5262,7 @@
             <w:r>
               <w:rPr>
                 <w:rStyle w:val="Extranjerismo"/>
+                <w:lang w:val="es-CO"/>
               </w:rPr>
               <w:t>wifi</w:t>
             </w:r>
@@ -5393,7 +5413,6 @@
               <w:rPr>
                 <w:rFonts w:asciiTheme="majorHAnsi" w:hAnsiTheme="majorHAnsi" w:cstheme="majorHAnsi"/>
               </w:rPr>
-              <w:lastRenderedPageBreak/>
               <w:t>Ubicación y transporte</w:t>
             </w:r>
           </w:p>
@@ -5778,12 +5797,16 @@
         <w:rPr>
           <w:lang w:val="es-419" w:eastAsia="es-CO"/>
         </w:rPr>
-        <w:lastRenderedPageBreak/>
         <w:t>Algunos factores que influyen en la decisión de la compra turística son los siguientes:</w:t>
       </w:r>
     </w:p>
     <w:p>
       <w:pPr>
+        <w:pStyle w:val="Prrafodelista"/>
+        <w:numPr>
+          <w:ilvl w:val="0"/>
+          <w:numId w:val="33"/>
+        </w:numPr>
         <w:rPr>
           <w:b/>
           <w:bCs/>
@@ -5801,6 +5824,8 @@
     </w:p>
     <w:p>
       <w:pPr>
+        <w:pStyle w:val="Prrafodelista"/>
+        <w:ind w:left="1069" w:firstLine="0"/>
         <w:rPr>
           <w:lang w:val="es-419" w:eastAsia="es-CO"/>
         </w:rPr>
@@ -5814,6 +5839,8 @@
     </w:p>
     <w:p>
       <w:pPr>
+        <w:pStyle w:val="Prrafodelista"/>
+        <w:ind w:left="1069" w:firstLine="347"/>
         <w:rPr>
           <w:lang w:val="es-419" w:eastAsia="es-CO"/>
         </w:rPr>
@@ -5827,6 +5854,11 @@
     </w:p>
     <w:p>
       <w:pPr>
+        <w:pStyle w:val="Prrafodelista"/>
+        <w:numPr>
+          <w:ilvl w:val="0"/>
+          <w:numId w:val="33"/>
+        </w:numPr>
         <w:rPr>
           <w:b/>
           <w:bCs/>
@@ -5844,6 +5876,8 @@
     </w:p>
     <w:p>
       <w:pPr>
+        <w:pStyle w:val="Prrafodelista"/>
+        <w:ind w:left="1069" w:firstLine="0"/>
         <w:rPr>
           <w:lang w:val="es-419" w:eastAsia="es-CO"/>
         </w:rPr>
@@ -5857,6 +5891,8 @@
     </w:p>
     <w:p>
       <w:pPr>
+        <w:pStyle w:val="Prrafodelista"/>
+        <w:ind w:left="1069" w:firstLine="347"/>
         <w:rPr>
           <w:lang w:val="es-419" w:eastAsia="es-CO"/>
         </w:rPr>
@@ -5876,6 +5912,11 @@
     </w:p>
     <w:p>
       <w:pPr>
+        <w:pStyle w:val="Prrafodelista"/>
+        <w:numPr>
+          <w:ilvl w:val="0"/>
+          <w:numId w:val="33"/>
+        </w:numPr>
         <w:rPr>
           <w:b/>
           <w:bCs/>
@@ -5893,6 +5934,8 @@
     </w:p>
     <w:p>
       <w:pPr>
+        <w:pStyle w:val="Prrafodelista"/>
+        <w:ind w:left="1069" w:firstLine="0"/>
         <w:rPr>
           <w:lang w:val="es-419" w:eastAsia="es-CO"/>
         </w:rPr>
@@ -5906,6 +5949,8 @@
     </w:p>
     <w:p>
       <w:pPr>
+        <w:pStyle w:val="Prrafodelista"/>
+        <w:ind w:left="1069" w:firstLine="347"/>
         <w:rPr>
           <w:lang w:val="es-419" w:eastAsia="es-CO"/>
         </w:rPr>
@@ -5919,6 +5964,11 @@
     </w:p>
     <w:p>
       <w:pPr>
+        <w:pStyle w:val="Prrafodelista"/>
+        <w:numPr>
+          <w:ilvl w:val="0"/>
+          <w:numId w:val="33"/>
+        </w:numPr>
         <w:rPr>
           <w:b/>
           <w:bCs/>
@@ -5936,6 +5986,8 @@
     </w:p>
     <w:p>
       <w:pPr>
+        <w:pStyle w:val="Prrafodelista"/>
+        <w:ind w:left="1069" w:firstLine="0"/>
         <w:rPr>
           <w:lang w:val="es-419" w:eastAsia="es-CO"/>
         </w:rPr>
@@ -5949,6 +6001,8 @@
     </w:p>
     <w:p>
       <w:pPr>
+        <w:pStyle w:val="Prrafodelista"/>
+        <w:ind w:left="1069" w:firstLine="347"/>
         <w:rPr>
           <w:lang w:val="es-419" w:eastAsia="es-CO"/>
         </w:rPr>
@@ -5962,6 +6016,11 @@
     </w:p>
     <w:p>
       <w:pPr>
+        <w:pStyle w:val="Prrafodelista"/>
+        <w:numPr>
+          <w:ilvl w:val="0"/>
+          <w:numId w:val="33"/>
+        </w:numPr>
         <w:rPr>
           <w:b/>
           <w:bCs/>
@@ -5979,6 +6038,8 @@
     </w:p>
     <w:p>
       <w:pPr>
+        <w:pStyle w:val="Prrafodelista"/>
+        <w:ind w:left="1069" w:firstLine="0"/>
         <w:rPr>
           <w:lang w:val="es-419" w:eastAsia="es-CO"/>
         </w:rPr>
@@ -5992,6 +6053,8 @@
     </w:p>
     <w:p>
       <w:pPr>
+        <w:pStyle w:val="Prrafodelista"/>
+        <w:ind w:left="1069" w:firstLine="347"/>
         <w:rPr>
           <w:lang w:val="es-419" w:eastAsia="es-CO"/>
         </w:rPr>
@@ -6005,6 +6068,11 @@
     </w:p>
     <w:p>
       <w:pPr>
+        <w:pStyle w:val="Prrafodelista"/>
+        <w:numPr>
+          <w:ilvl w:val="0"/>
+          <w:numId w:val="33"/>
+        </w:numPr>
         <w:rPr>
           <w:b/>
           <w:bCs/>
@@ -6017,12 +6085,13 @@
           <w:bCs/>
           <w:lang w:val="es-419" w:eastAsia="es-CO"/>
         </w:rPr>
-        <w:lastRenderedPageBreak/>
         <w:t>Percepción de calidad</w:t>
       </w:r>
     </w:p>
     <w:p>
       <w:pPr>
+        <w:pStyle w:val="Prrafodelista"/>
+        <w:ind w:left="1069" w:firstLine="0"/>
         <w:rPr>
           <w:lang w:val="es-419" w:eastAsia="es-CO"/>
         </w:rPr>
@@ -6036,6 +6105,8 @@
     </w:p>
     <w:p>
       <w:pPr>
+        <w:pStyle w:val="Prrafodelista"/>
+        <w:ind w:left="1069" w:firstLine="347"/>
         <w:rPr>
           <w:lang w:val="es-419" w:eastAsia="es-CO"/>
         </w:rPr>
@@ -6049,6 +6120,11 @@
     </w:p>
     <w:p>
       <w:pPr>
+        <w:pStyle w:val="Prrafodelista"/>
+        <w:numPr>
+          <w:ilvl w:val="0"/>
+          <w:numId w:val="33"/>
+        </w:numPr>
         <w:rPr>
           <w:b/>
           <w:bCs/>
@@ -6066,6 +6142,8 @@
     </w:p>
     <w:p>
       <w:pPr>
+        <w:pStyle w:val="Prrafodelista"/>
+        <w:ind w:left="1069" w:firstLine="0"/>
         <w:rPr>
           <w:lang w:val="es-419" w:eastAsia="es-CO"/>
         </w:rPr>
@@ -6079,6 +6157,8 @@
     </w:p>
     <w:p>
       <w:pPr>
+        <w:pStyle w:val="Prrafodelista"/>
+        <w:ind w:left="1069" w:firstLine="347"/>
         <w:rPr>
           <w:lang w:val="es-419" w:eastAsia="es-CO"/>
         </w:rPr>
@@ -6104,6 +6184,11 @@
     </w:p>
     <w:p>
       <w:pPr>
+        <w:pStyle w:val="Prrafodelista"/>
+        <w:numPr>
+          <w:ilvl w:val="0"/>
+          <w:numId w:val="33"/>
+        </w:numPr>
         <w:rPr>
           <w:b/>
           <w:bCs/>
@@ -6123,12 +6208,15 @@
           <w:rStyle w:val="Extranjerismo"/>
           <w:b/>
           <w:bCs/>
+          <w:lang w:val="es-CO"/>
         </w:rPr>
         <w:t>marketing</w:t>
       </w:r>
     </w:p>
     <w:p>
       <w:pPr>
+        <w:pStyle w:val="Prrafodelista"/>
+        <w:ind w:left="1069" w:firstLine="0"/>
         <w:rPr>
           <w:lang w:val="es-419" w:eastAsia="es-CO"/>
         </w:rPr>
@@ -6142,6 +6230,8 @@
     </w:p>
     <w:p>
       <w:pPr>
+        <w:pStyle w:val="Prrafodelista"/>
+        <w:ind w:left="1069" w:firstLine="347"/>
         <w:rPr>
           <w:lang w:val="es-419" w:eastAsia="es-CO"/>
         </w:rPr>
@@ -6155,6 +6245,11 @@
     </w:p>
     <w:p>
       <w:pPr>
+        <w:pStyle w:val="Prrafodelista"/>
+        <w:numPr>
+          <w:ilvl w:val="0"/>
+          <w:numId w:val="33"/>
+        </w:numPr>
         <w:rPr>
           <w:b/>
           <w:bCs/>
@@ -6172,6 +6267,8 @@
     </w:p>
     <w:p>
       <w:pPr>
+        <w:pStyle w:val="Prrafodelista"/>
+        <w:ind w:left="1069" w:firstLine="0"/>
         <w:rPr>
           <w:lang w:val="es-419" w:eastAsia="es-CO"/>
         </w:rPr>
@@ -6185,6 +6282,8 @@
     </w:p>
     <w:p>
       <w:pPr>
+        <w:pStyle w:val="Prrafodelista"/>
+        <w:ind w:left="1069" w:firstLine="347"/>
         <w:rPr>
           <w:lang w:val="es-419" w:eastAsia="es-CO"/>
         </w:rPr>
@@ -6198,6 +6297,11 @@
     </w:p>
     <w:p>
       <w:pPr>
+        <w:pStyle w:val="Prrafodelista"/>
+        <w:numPr>
+          <w:ilvl w:val="0"/>
+          <w:numId w:val="33"/>
+        </w:numPr>
         <w:rPr>
           <w:b/>
           <w:bCs/>
@@ -6215,6 +6319,8 @@
     </w:p>
     <w:p>
       <w:pPr>
+        <w:pStyle w:val="Prrafodelista"/>
+        <w:ind w:left="1069" w:firstLine="0"/>
         <w:rPr>
           <w:lang w:val="es-419" w:eastAsia="es-CO"/>
         </w:rPr>
@@ -6228,6 +6334,8 @@
     </w:p>
     <w:p>
       <w:pPr>
+        <w:pStyle w:val="Prrafodelista"/>
+        <w:ind w:left="1069" w:firstLine="347"/>
         <w:rPr>
           <w:lang w:val="es-419" w:eastAsia="es-CO"/>
         </w:rPr>
@@ -6241,6 +6349,7 @@
       <w:r>
         <w:rPr>
           <w:rStyle w:val="Extranjerismo"/>
+          <w:lang w:val="es-CO"/>
         </w:rPr>
         <w:t>apps</w:t>
       </w:r>
@@ -6261,14 +6370,7 @@
         <w:rPr>
           <w:lang w:val="es-419" w:eastAsia="es-CO"/>
         </w:rPr>
-        <w:t xml:space="preserve">Asimismo, elementos como el acceso a la tecnología, la información disponible y las condiciones del entorno influyen en la forma en que el usuario evalúa las opciones y toma decisiones. La experiencia turística se concibe como un espacio de satisfacción de necesidades y expectativas, donde el usuario anticipa beneficios concretos antes de </w:t>
-      </w:r>
-      <w:r>
-        <w:rPr>
-          <w:lang w:val="es-419" w:eastAsia="es-CO"/>
-        </w:rPr>
-        <w:lastRenderedPageBreak/>
-        <w:t>realizar la compra. De acuerdo con Ford (2001), los turistas construyen expectativas sobre lo que el servicio puede ofrecerles, las cuales serán determinantes en su nivel de satisfacción.</w:t>
+        <w:t>Asimismo, elementos como el acceso a la tecnología, la información disponible y las condiciones del entorno influyen en la forma en que el usuario evalúa las opciones y toma decisiones. La experiencia turística se concibe como un espacio de satisfacción de necesidades y expectativas, donde el usuario anticipa beneficios concretos antes de realizar la compra. De acuerdo con Ford (2001), los turistas construyen expectativas sobre lo que el servicio puede ofrecerles, las cuales serán determinantes en su nivel de satisfacción.</w:t>
       </w:r>
     </w:p>
     <w:p>
@@ -6343,7 +6445,6 @@
         <w:rPr>
           <w:lang w:val="es-419" w:eastAsia="es-CO"/>
         </w:rPr>
-        <w:lastRenderedPageBreak/>
         <w:t>Este análisis debe abordarse desde la perspectiva del cliente como consumidor, lo que permite identificar patrones de comportamiento, preferencias y tendencias que influyen en sus decisiones de compra. A partir de este conocimiento, los establecimientos pueden diseñar productos y experiencias más ajustadas al perfil del usuario, facilitando no solo la satisfacción del cliente, sino también el incremento del consumo y su fidelización.</w:t>
       </w:r>
     </w:p>
@@ -6394,12 +6495,11 @@
       <w:tblPr>
         <w:tblStyle w:val="SENA1"/>
         <w:tblW w:w="0" w:type="auto"/>
-        <w:tblLayout w:type="fixed"/>
         <w:tblLook w:val="04A0" w:firstRow="1" w:lastRow="0" w:firstColumn="1" w:lastColumn="0" w:noHBand="0" w:noVBand="1"/>
       </w:tblPr>
       <w:tblGrid>
-        <w:gridCol w:w="4390"/>
-        <w:gridCol w:w="4394"/>
+        <w:gridCol w:w="3190"/>
+        <w:gridCol w:w="6772"/>
       </w:tblGrid>
       <w:tr>
         <w:trPr>
@@ -6409,7 +6509,7 @@
         </w:trPr>
         <w:tc>
           <w:tcPr>
-            <w:tcW w:w="4390" w:type="dxa"/>
+            <w:tcW w:w="0" w:type="auto"/>
           </w:tcPr>
           <w:p>
             <w:pPr>
@@ -6422,7 +6522,7 @@
         </w:tc>
         <w:tc>
           <w:tcPr>
-            <w:tcW w:w="4394" w:type="dxa"/>
+            <w:tcW w:w="0" w:type="auto"/>
           </w:tcPr>
           <w:p>
             <w:pPr>
@@ -6440,7 +6540,7 @@
         </w:trPr>
         <w:tc>
           <w:tcPr>
-            <w:tcW w:w="4390" w:type="dxa"/>
+            <w:tcW w:w="0" w:type="auto"/>
           </w:tcPr>
           <w:p>
             <w:pPr>
@@ -6459,7 +6559,7 @@
         </w:tc>
         <w:tc>
           <w:tcPr>
-            <w:tcW w:w="4394" w:type="dxa"/>
+            <w:tcW w:w="0" w:type="auto"/>
           </w:tcPr>
           <w:p>
             <w:pPr>
@@ -6480,7 +6580,7 @@
       <w:tr>
         <w:tc>
           <w:tcPr>
-            <w:tcW w:w="4390" w:type="dxa"/>
+            <w:tcW w:w="0" w:type="auto"/>
           </w:tcPr>
           <w:p>
             <w:pPr>
@@ -6499,7 +6599,7 @@
         </w:tc>
         <w:tc>
           <w:tcPr>
-            <w:tcW w:w="4394" w:type="dxa"/>
+            <w:tcW w:w="0" w:type="auto"/>
           </w:tcPr>
           <w:p>
             <w:pPr>
@@ -6523,7 +6623,7 @@
         </w:trPr>
         <w:tc>
           <w:tcPr>
-            <w:tcW w:w="4390" w:type="dxa"/>
+            <w:tcW w:w="0" w:type="auto"/>
           </w:tcPr>
           <w:p>
             <w:pPr>
@@ -6542,7 +6642,7 @@
         </w:tc>
         <w:tc>
           <w:tcPr>
-            <w:tcW w:w="4394" w:type="dxa"/>
+            <w:tcW w:w="0" w:type="auto"/>
           </w:tcPr>
           <w:p>
             <w:pPr>
@@ -6563,7 +6663,7 @@
       <w:tr>
         <w:tc>
           <w:tcPr>
-            <w:tcW w:w="4390" w:type="dxa"/>
+            <w:tcW w:w="0" w:type="auto"/>
           </w:tcPr>
           <w:p>
             <w:pPr>
@@ -6576,14 +6676,13 @@
               <w:rPr>
                 <w:rFonts w:asciiTheme="majorHAnsi" w:hAnsiTheme="majorHAnsi" w:cstheme="majorHAnsi"/>
               </w:rPr>
-              <w:lastRenderedPageBreak/>
               <w:t>Geolocalización y comunicación en tiempo real</w:t>
             </w:r>
           </w:p>
         </w:tc>
         <w:tc>
           <w:tcPr>
-            <w:tcW w:w="4394" w:type="dxa"/>
+            <w:tcW w:w="0" w:type="auto"/>
           </w:tcPr>
           <w:p>
             <w:pPr>
@@ -6607,7 +6706,7 @@
         </w:trPr>
         <w:tc>
           <w:tcPr>
-            <w:tcW w:w="4390" w:type="dxa"/>
+            <w:tcW w:w="0" w:type="auto"/>
           </w:tcPr>
           <w:p>
             <w:pPr>
@@ -6626,7 +6725,7 @@
         </w:tc>
         <w:tc>
           <w:tcPr>
-            <w:tcW w:w="4394" w:type="dxa"/>
+            <w:tcW w:w="0" w:type="auto"/>
           </w:tcPr>
           <w:p>
             <w:pPr>
@@ -6647,7 +6746,7 @@
       <w:tr>
         <w:tc>
           <w:tcPr>
-            <w:tcW w:w="4390" w:type="dxa"/>
+            <w:tcW w:w="0" w:type="auto"/>
           </w:tcPr>
           <w:p>
             <w:pPr>
@@ -6666,7 +6765,7 @@
         </w:tc>
         <w:tc>
           <w:tcPr>
-            <w:tcW w:w="4394" w:type="dxa"/>
+            <w:tcW w:w="0" w:type="auto"/>
           </w:tcPr>
           <w:p>
             <w:pPr>
@@ -6726,11 +6825,7 @@
     </w:p>
     <w:p>
       <w:r>
-        <w:t xml:space="preserve">En el proceso de toma de decisiones, los individuos suelen guiarse por grupos de referencia, es decir, por personas o colectivos con los que se identifican y cuyos valores y opiniones influyen en sus elecciones. Estos grupos pueden estar conformados por </w:t>
-      </w:r>
-      <w:r>
-        <w:lastRenderedPageBreak/>
-        <w:t>familiares, amigos o comunidades con intereses similares, y desempeñan un papel clave en la selección de destinos, servicios y experiencias.</w:t>
+        <w:t>En el proceso de toma de decisiones, los individuos suelen guiarse por grupos de referencia, es decir, por personas o colectivos con los que se identifican y cuyos valores y opiniones influyen en sus elecciones. Estos grupos pueden estar conformados por familiares, amigos o comunidades con intereses similares, y desempeñan un papel clave en la selección de destinos, servicios y experiencias.</w:t>
       </w:r>
     </w:p>
     <w:p>
@@ -6770,11 +6865,7 @@
     </w:p>
     <w:p>
       <w:r>
-        <w:t xml:space="preserve">Por su parte, Carlos muestra un comportamiento más flexible y social. Disfruta interactuar con el personal y otros huéspedes, se interesa por la música, la gastronomía </w:t>
-      </w:r>
-      <w:r>
-        <w:lastRenderedPageBreak/>
-        <w:t>local y las actividades culturales espontáneas. No le preocupa tanto la rigidez de los horarios y valora un trato cercano y personalizado.</w:t>
+        <w:t>Por su parte, Carlos muestra un comportamiento más flexible y social. Disfruta interactuar con el personal y otros huéspedes, se interesa por la música, la gastronomía local y las actividades culturales espontáneas. No le preocupa tanto la rigidez de los horarios y valora un trato cercano y personalizado.</w:t>
       </w:r>
     </w:p>
     <w:p>
@@ -6797,7 +6888,6 @@
       </w:pPr>
       <w:bookmarkStart w:id="9" w:name="_Toc234421374"/>
       <w:r>
-        <w:lastRenderedPageBreak/>
         <w:t>Servicio al cliente</w:t>
       </w:r>
       <w:bookmarkEnd w:id="9"/>
@@ -6875,7 +6965,7 @@
     </w:p>
     <w:p>
       <w:pPr>
-        <w:ind w:left="360"/>
+        <w:ind w:left="707"/>
         <w:rPr>
           <w:lang w:val="es-419" w:eastAsia="es-CO"/>
         </w:rPr>
@@ -6902,13 +6992,12 @@
         <w:rPr>
           <w:lang w:val="es-419" w:eastAsia="es-CO"/>
         </w:rPr>
-        <w:lastRenderedPageBreak/>
         <w:t>Elementos materiales que el cliente puede percibir directamente.</w:t>
       </w:r>
     </w:p>
     <w:p>
       <w:pPr>
-        <w:ind w:left="360"/>
+        <w:ind w:left="707"/>
         <w:rPr>
           <w:lang w:val="es-419" w:eastAsia="es-CO"/>
         </w:rPr>
@@ -6940,7 +7029,7 @@
     </w:p>
     <w:p>
       <w:pPr>
-        <w:ind w:left="360"/>
+        <w:ind w:left="707"/>
         <w:rPr>
           <w:lang w:val="es-419" w:eastAsia="es-CO"/>
         </w:rPr>
@@ -6972,7 +7061,7 @@
     </w:p>
     <w:p>
       <w:pPr>
-        <w:ind w:left="360"/>
+        <w:ind w:left="707"/>
         <w:rPr>
           <w:lang w:val="es-419" w:eastAsia="es-CO"/>
         </w:rPr>
@@ -7004,7 +7093,7 @@
     </w:p>
     <w:p>
       <w:pPr>
-        <w:ind w:left="360"/>
+        <w:ind w:left="707"/>
         <w:rPr>
           <w:lang w:val="es-419" w:eastAsia="es-CO"/>
         </w:rPr>
@@ -7059,7 +7148,6 @@
         <w:rPr>
           <w:lang w:val="es-419" w:eastAsia="es-CO"/>
         </w:rPr>
-        <w:lastRenderedPageBreak/>
         <w:t>En este contexto, la calidad del servicio depende en gran medida del talento humano, ya que el personal es el encargado de materializar los procesos y generar valor en cada interacción. Como señala Lisa Ford (2013), “si no se cuida lo básico, de nada servirán los detalles y los extras”, lo que resalta la importancia de garantizar estándares fundamentales en la prestación del servicio. Por ello, es esencial que quienes hacen parte de la organización comprendan los objetivos del servicio y su rol en la satisfacción del cliente, contribuyendo de manera consciente al cumplimiento de estos propósitos.</w:t>
       </w:r>
     </w:p>
@@ -7272,11 +7360,7 @@
               <w:pStyle w:val="TextoTablas"/>
             </w:pPr>
             <w:r>
-              <w:t xml:space="preserve">La producción y el consumo del servicio ocurren de </w:t>
-            </w:r>
-            <w:r>
-              <w:lastRenderedPageBreak/>
-              <w:t>manera simultánea, implicando interacción directa entre cliente y prestador.</w:t>
+              <w:t>La producción y el consumo del servicio ocurren de manera simultánea, implicando interacción directa entre cliente y prestador.</w:t>
             </w:r>
           </w:p>
         </w:tc>
@@ -7289,12 +7373,7 @@
               <w:pStyle w:val="TextoTablas"/>
             </w:pPr>
             <w:r>
-              <w:lastRenderedPageBreak/>
-              <w:t xml:space="preserve">El talento humano es clave en la calidad del servicio, ya que la </w:t>
-            </w:r>
-            <w:r>
-              <w:lastRenderedPageBreak/>
-              <w:t>experiencia se genera en el momento de la atención.</w:t>
+              <w:t>El talento humano es clave en la calidad del servicio, ya que la experiencia se genera en el momento de la atención.</w:t>
             </w:r>
           </w:p>
         </w:tc>
@@ -7307,7 +7386,6 @@
               <w:pStyle w:val="TextoTablas"/>
             </w:pPr>
             <w:r>
-              <w:lastRenderedPageBreak/>
               <w:t>La atención en recepción ocurre al mismo tiempo que el cliente la recibe.</w:t>
             </w:r>
           </w:p>
@@ -7479,11 +7557,8 @@
         <w:pStyle w:val="Prrafodelista"/>
         <w:numPr>
           <w:ilvl w:val="0"/>
-          <w:numId w:val="19"/>
+          <w:numId w:val="32"/>
         </w:numPr>
-        <w:rPr>
-          <w:bCs/>
-        </w:rPr>
       </w:pPr>
       <w:r>
         <w:rPr>
@@ -7494,34 +7569,22 @@
     </w:p>
     <w:p>
       <w:pPr>
-        <w:rPr>
-          <w:bCs/>
-        </w:rPr>
-      </w:pPr>
-      <w:r>
-        <w:rPr>
-          <w:bCs/>
-        </w:rPr>
+        <w:pStyle w:val="Prrafodelista"/>
+        <w:ind w:left="1069" w:firstLine="0"/>
+      </w:pPr>
+      <w:r>
         <w:t>G</w:t>
       </w:r>
       <w:r>
-        <w:rPr>
-          <w:bCs/>
-        </w:rPr>
         <w:t>arantiza que el servicio se preste sin riesgos, peligros o incertidumbre para el cliente.</w:t>
       </w:r>
     </w:p>
     <w:p>
       <w:pPr>
-        <w:rPr>
-          <w:bCs/>
-        </w:rPr>
-      </w:pPr>
-      <w:r>
-        <w:rPr>
-          <w:bCs/>
-        </w:rPr>
-        <w:lastRenderedPageBreak/>
+        <w:pStyle w:val="Prrafodelista"/>
+        <w:ind w:left="1069" w:firstLine="347"/>
+      </w:pPr>
+      <w:r>
         <w:t>Aplicaciones: protocolos claros, información confiable y entornos seguros para el huésped.</w:t>
       </w:r>
     </w:p>
@@ -7530,11 +7593,8 @@
         <w:pStyle w:val="Prrafodelista"/>
         <w:numPr>
           <w:ilvl w:val="0"/>
-          <w:numId w:val="19"/>
+          <w:numId w:val="32"/>
         </w:numPr>
-        <w:rPr>
-          <w:bCs/>
-        </w:rPr>
       </w:pPr>
       <w:r>
         <w:rPr>
@@ -7545,33 +7605,22 @@
     </w:p>
     <w:p>
       <w:pPr>
-        <w:rPr>
-          <w:bCs/>
-        </w:rPr>
-      </w:pPr>
-      <w:r>
-        <w:rPr>
-          <w:bCs/>
-        </w:rPr>
+        <w:pStyle w:val="Prrafodelista"/>
+        <w:ind w:left="1069" w:firstLine="0"/>
+      </w:pPr>
+      <w:r>
         <w:t>I</w:t>
       </w:r>
       <w:r>
-        <w:rPr>
-          <w:bCs/>
-        </w:rPr>
         <w:t>mplica actuar con honestidad, veracidad y coherencia entre lo que se ofrece y lo que se cumple.</w:t>
       </w:r>
     </w:p>
     <w:p>
       <w:pPr>
-        <w:rPr>
-          <w:bCs/>
-        </w:rPr>
-      </w:pPr>
-      <w:r>
-        <w:rPr>
-          <w:bCs/>
-        </w:rPr>
+        <w:pStyle w:val="Prrafodelista"/>
+        <w:ind w:left="1069" w:firstLine="347"/>
+      </w:pPr>
+      <w:r>
         <w:t>Aplicaciones</w:t>
       </w:r>
       <w:r>
@@ -7581,9 +7630,6 @@
         <w:t>:</w:t>
       </w:r>
       <w:r>
-        <w:rPr>
-          <w:bCs/>
-        </w:rPr>
         <w:t xml:space="preserve"> evitar promesas falsas y brindar información transparente sobre servicios.</w:t>
       </w:r>
     </w:p>
@@ -7592,48 +7638,34 @@
         <w:pStyle w:val="Prrafodelista"/>
         <w:numPr>
           <w:ilvl w:val="0"/>
-          <w:numId w:val="19"/>
+          <w:numId w:val="32"/>
         </w:numPr>
+      </w:pPr>
+      <w:r>
         <w:rPr>
           <w:b/>
         </w:rPr>
-      </w:pPr>
-      <w:r>
-        <w:rPr>
-          <w:b/>
-        </w:rPr>
         <w:t>Comunicación</w:t>
       </w:r>
     </w:p>
     <w:p>
       <w:pPr>
-        <w:rPr>
-          <w:bCs/>
-        </w:rPr>
-      </w:pPr>
-      <w:r>
-        <w:rPr>
-          <w:bCs/>
-        </w:rPr>
+        <w:pStyle w:val="Prrafodelista"/>
+        <w:ind w:left="1069" w:firstLine="0"/>
+      </w:pPr>
+      <w:r>
         <w:t>C</w:t>
       </w:r>
       <w:r>
-        <w:rPr>
-          <w:bCs/>
-        </w:rPr>
         <w:t>onsiste en transmitir información clara, oportuna y comprensible al cliente.</w:t>
       </w:r>
     </w:p>
     <w:p>
       <w:pPr>
-        <w:rPr>
-          <w:bCs/>
-        </w:rPr>
-      </w:pPr>
-      <w:r>
-        <w:rPr>
-          <w:bCs/>
-        </w:rPr>
+        <w:pStyle w:val="Prrafodelista"/>
+        <w:ind w:left="1069" w:firstLine="347"/>
+      </w:pPr>
+      <w:r>
         <w:t>Aplicaciones: explicar servicios, tarifas y procesos de manera sencilla.</w:t>
       </w:r>
     </w:p>
@@ -7642,48 +7674,37 @@
         <w:pStyle w:val="Prrafodelista"/>
         <w:numPr>
           <w:ilvl w:val="0"/>
-          <w:numId w:val="19"/>
+          <w:numId w:val="32"/>
         </w:numPr>
+      </w:pPr>
+      <w:r>
+        <w:rPr>
+          <w:b/>
+        </w:rPr>
+        <w:t>Comprensión del cliente</w:t>
+      </w:r>
+    </w:p>
+    <w:p>
+      <w:pPr>
+        <w:pStyle w:val="Prrafodelista"/>
+        <w:ind w:left="1069" w:firstLine="0"/>
+      </w:pPr>
+      <w:r>
         <w:rPr>
           <w:bCs/>
         </w:rPr>
-      </w:pPr>
-      <w:r>
-        <w:rPr>
-          <w:b/>
-        </w:rPr>
-        <w:t>Comprensión del cliente</w:t>
-      </w:r>
-    </w:p>
-    <w:p>
-      <w:pPr>
-        <w:rPr>
-          <w:bCs/>
-        </w:rPr>
-      </w:pPr>
-      <w:r>
-        <w:rPr>
-          <w:bCs/>
-        </w:rPr>
         <w:t>C</w:t>
       </w:r>
       <w:r>
-        <w:rPr>
-          <w:bCs/>
-        </w:rPr>
         <w:t>apacidad de identificar y entender las necesidades, expectativas y preferencias del usuario.</w:t>
       </w:r>
     </w:p>
     <w:p>
       <w:pPr>
-        <w:rPr>
-          <w:bCs/>
-        </w:rPr>
-      </w:pPr>
-      <w:r>
-        <w:rPr>
-          <w:bCs/>
-        </w:rPr>
+        <w:pStyle w:val="Prrafodelista"/>
+        <w:ind w:left="1069" w:firstLine="347"/>
+      </w:pPr>
+      <w:r>
         <w:t>Aplicaciones: personalizar el servicio según lo que el cliente desea y requiere.</w:t>
       </w:r>
     </w:p>
@@ -7692,48 +7713,34 @@
         <w:pStyle w:val="Prrafodelista"/>
         <w:numPr>
           <w:ilvl w:val="0"/>
-          <w:numId w:val="19"/>
+          <w:numId w:val="32"/>
         </w:numPr>
+      </w:pPr>
+      <w:r>
         <w:rPr>
           <w:b/>
         </w:rPr>
-      </w:pPr>
-      <w:r>
-        <w:rPr>
-          <w:b/>
-        </w:rPr>
         <w:t>Accesibilidad</w:t>
       </w:r>
     </w:p>
     <w:p>
       <w:pPr>
-        <w:rPr>
-          <w:bCs/>
-        </w:rPr>
-      </w:pPr>
-      <w:r>
-        <w:rPr>
-          <w:bCs/>
-        </w:rPr>
+        <w:pStyle w:val="Prrafodelista"/>
+        <w:ind w:left="1069" w:firstLine="0"/>
+      </w:pPr>
+      <w:r>
         <w:t>F</w:t>
       </w:r>
       <w:r>
-        <w:rPr>
-          <w:bCs/>
-        </w:rPr>
         <w:t>acilidad de contacto entre el cliente y la empresa a través de diversos canales.</w:t>
       </w:r>
     </w:p>
     <w:p>
       <w:pPr>
-        <w:rPr>
-          <w:bCs/>
-        </w:rPr>
-      </w:pPr>
-      <w:r>
-        <w:rPr>
-          <w:bCs/>
-        </w:rPr>
+        <w:pStyle w:val="Prrafodelista"/>
+        <w:ind w:left="1069" w:firstLine="347"/>
+      </w:pPr>
+      <w:r>
         <w:t>Aplicaciones: líneas de atención, canales digitales y puntos físicos de información.</w:t>
       </w:r>
     </w:p>
@@ -7742,55 +7749,41 @@
         <w:pStyle w:val="Prrafodelista"/>
         <w:numPr>
           <w:ilvl w:val="0"/>
-          <w:numId w:val="19"/>
+          <w:numId w:val="32"/>
         </w:numPr>
+      </w:pPr>
+      <w:r>
+        <w:rPr>
+          <w:b/>
+        </w:rPr>
+        <w:t>Cortesía</w:t>
+      </w:r>
+    </w:p>
+    <w:p>
+      <w:pPr>
+        <w:pStyle w:val="Prrafodelista"/>
+        <w:ind w:left="1069" w:firstLine="0"/>
+      </w:pPr>
+      <w:r>
         <w:rPr>
           <w:bCs/>
         </w:rPr>
-      </w:pPr>
-      <w:r>
-        <w:rPr>
-          <w:b/>
-        </w:rPr>
-        <w:t>Cortesía</w:t>
-      </w:r>
-      <w:r>
-        <w:rPr>
-          <w:bCs/>
-        </w:rPr>
-        <w:t xml:space="preserve"> </w:t>
-      </w:r>
-    </w:p>
-    <w:p>
-      <w:pPr>
-        <w:rPr>
-          <w:bCs/>
-        </w:rPr>
-      </w:pPr>
-      <w:r>
-        <w:rPr>
-          <w:bCs/>
-        </w:rPr>
         <w:t>T</w:t>
       </w:r>
       <w:r>
-        <w:rPr>
-          <w:bCs/>
-        </w:rPr>
         <w:t>rato amable, respetuoso y empático hacia el cliente.</w:t>
       </w:r>
     </w:p>
     <w:p>
       <w:pPr>
-        <w:rPr>
-          <w:bCs/>
-        </w:rPr>
-      </w:pPr>
-      <w:r>
-        <w:rPr>
-          <w:bCs/>
-        </w:rPr>
+        <w:pStyle w:val="Prrafodelista"/>
+        <w:ind w:left="1069" w:firstLine="347"/>
+      </w:pPr>
+      <w:r>
         <w:t>Aplicaciones: atención cordial en recepción, restaurante y demás áreas.</w:t>
+      </w:r>
+      <w:r>
+        <w:br/>
       </w:r>
     </w:p>
     <w:p>
@@ -7798,49 +7791,37 @@
         <w:pStyle w:val="Prrafodelista"/>
         <w:numPr>
           <w:ilvl w:val="0"/>
-          <w:numId w:val="19"/>
+          <w:numId w:val="32"/>
         </w:numPr>
+      </w:pPr>
+      <w:r>
+        <w:rPr>
+          <w:b/>
+        </w:rPr>
+        <w:t>Profesionalismo</w:t>
+      </w:r>
+    </w:p>
+    <w:p>
+      <w:pPr>
+        <w:pStyle w:val="Prrafodelista"/>
+        <w:ind w:left="1069" w:firstLine="0"/>
+      </w:pPr>
+      <w:r>
         <w:rPr>
           <w:bCs/>
         </w:rPr>
-      </w:pPr>
-      <w:r>
-        <w:rPr>
-          <w:b/>
-        </w:rPr>
-        <w:lastRenderedPageBreak/>
-        <w:t>Profesionalismo</w:t>
-      </w:r>
-    </w:p>
-    <w:p>
-      <w:pPr>
-        <w:rPr>
-          <w:bCs/>
-        </w:rPr>
-      </w:pPr>
-      <w:r>
-        <w:rPr>
-          <w:bCs/>
-        </w:rPr>
         <w:t>D</w:t>
       </w:r>
       <w:r>
-        <w:rPr>
-          <w:bCs/>
-        </w:rPr>
         <w:t>ominio de conocimientos y habilidades necesarias para prestar el servicio.</w:t>
       </w:r>
     </w:p>
     <w:p>
       <w:pPr>
-        <w:rPr>
-          <w:bCs/>
-        </w:rPr>
-      </w:pPr>
-      <w:r>
-        <w:rPr>
-          <w:bCs/>
-        </w:rPr>
+        <w:pStyle w:val="Prrafodelista"/>
+        <w:ind w:left="1069" w:firstLine="347"/>
+      </w:pPr>
+      <w:r>
         <w:t>Aplicaciones: personal capacitado en procesos, protocolos y atención al cliente.</w:t>
       </w:r>
     </w:p>
@@ -7849,48 +7830,34 @@
         <w:pStyle w:val="Prrafodelista"/>
         <w:numPr>
           <w:ilvl w:val="0"/>
-          <w:numId w:val="19"/>
+          <w:numId w:val="32"/>
         </w:numPr>
+      </w:pPr>
+      <w:r>
         <w:rPr>
           <w:b/>
         </w:rPr>
-      </w:pPr>
-      <w:r>
-        <w:rPr>
-          <w:b/>
-        </w:rPr>
         <w:t>Capacidad de respuesta</w:t>
       </w:r>
     </w:p>
     <w:p>
       <w:pPr>
-        <w:rPr>
-          <w:bCs/>
-        </w:rPr>
-      </w:pPr>
-      <w:r>
-        <w:rPr>
-          <w:bCs/>
-        </w:rPr>
+        <w:pStyle w:val="Prrafodelista"/>
+        <w:ind w:left="1069" w:firstLine="0"/>
+      </w:pPr>
+      <w:r>
         <w:t>D</w:t>
       </w:r>
       <w:r>
-        <w:rPr>
-          <w:bCs/>
-        </w:rPr>
         <w:t>isposición para atender solicitudes y resolver problemas de manera oportuna.</w:t>
       </w:r>
     </w:p>
     <w:p>
       <w:pPr>
-        <w:rPr>
-          <w:bCs/>
-        </w:rPr>
-      </w:pPr>
-      <w:r>
-        <w:rPr>
-          <w:bCs/>
-        </w:rPr>
+        <w:pStyle w:val="Prrafodelista"/>
+        <w:ind w:left="1069" w:firstLine="347"/>
+      </w:pPr>
+      <w:r>
         <w:t>Aplicaciones: responder rápidamente a quejas, solicitudes o inconvenientes.</w:t>
       </w:r>
     </w:p>
@@ -7899,48 +7866,34 @@
         <w:pStyle w:val="Prrafodelista"/>
         <w:numPr>
           <w:ilvl w:val="0"/>
-          <w:numId w:val="19"/>
+          <w:numId w:val="32"/>
         </w:numPr>
+      </w:pPr>
+      <w:r>
         <w:rPr>
           <w:b/>
         </w:rPr>
-      </w:pPr>
-      <w:r>
-        <w:rPr>
-          <w:b/>
-        </w:rPr>
         <w:t>Fiabilidad</w:t>
       </w:r>
     </w:p>
     <w:p>
       <w:pPr>
-        <w:rPr>
-          <w:bCs/>
-        </w:rPr>
-      </w:pPr>
-      <w:r>
-        <w:rPr>
-          <w:bCs/>
-        </w:rPr>
+        <w:pStyle w:val="Prrafodelista"/>
+        <w:ind w:left="1069" w:firstLine="0"/>
+      </w:pPr>
+      <w:r>
         <w:t>C</w:t>
       </w:r>
       <w:r>
-        <w:rPr>
-          <w:bCs/>
-        </w:rPr>
         <w:t>apacidad de cumplir el servicio de manera consistente y sin errores.</w:t>
       </w:r>
     </w:p>
     <w:p>
       <w:pPr>
-        <w:rPr>
-          <w:bCs/>
-        </w:rPr>
-      </w:pPr>
-      <w:r>
-        <w:rPr>
-          <w:bCs/>
-        </w:rPr>
+        <w:pStyle w:val="Prrafodelista"/>
+        <w:ind w:left="1069" w:firstLine="347"/>
+      </w:pPr>
+      <w:r>
         <w:t>Aplicaciones: cumplimiento de reservas, horarios y condiciones ofrecidas.</w:t>
       </w:r>
     </w:p>
@@ -7949,7 +7902,7 @@
         <w:pStyle w:val="Prrafodelista"/>
         <w:numPr>
           <w:ilvl w:val="0"/>
-          <w:numId w:val="19"/>
+          <w:numId w:val="32"/>
         </w:numPr>
         <w:rPr>
           <w:b/>
@@ -7964,6 +7917,37 @@
     </w:p>
     <w:p>
       <w:pPr>
+        <w:pStyle w:val="Prrafodelista"/>
+        <w:ind w:left="1069" w:firstLine="0"/>
+      </w:pPr>
+      <w:r>
+        <w:t>C</w:t>
+      </w:r>
+      <w:r>
+        <w:t>ondiciones físicas que respaldan el servicio (instalaciones, equipos, presentación).</w:t>
+      </w:r>
+    </w:p>
+    <w:p>
+      <w:pPr>
+        <w:pStyle w:val="Prrafodelista"/>
+        <w:ind w:left="1069" w:firstLine="347"/>
+      </w:pPr>
+      <w:r>
+        <w:t>Aplicaciones: infraestructura adecuada, limpieza, uniformes y material informativo.</w:t>
+      </w:r>
+    </w:p>
+    <w:p>
+      <w:pPr>
+        <w:pStyle w:val="Ttulo2"/>
+      </w:pPr>
+      <w:bookmarkStart w:id="12" w:name="_Toc234421377"/>
+      <w:r>
+        <w:t>Tipos</w:t>
+      </w:r>
+      <w:bookmarkEnd w:id="12"/>
+    </w:p>
+    <w:p>
+      <w:pPr>
         <w:rPr>
           <w:bCs/>
         </w:rPr>
@@ -7972,49 +7956,13 @@
         <w:rPr>
           <w:bCs/>
         </w:rPr>
-        <w:t>C</w:t>
+        <w:t>En el contexto del servicio turístico, es importante reconocer que cada cliente es único y posee características, necesidades y expectativas particulares. Por esta razón, la atención debe ser individualizada y orientada a brindar experiencias personalizadas. No obstante, existen rasgos comunes que permiten agrupar a los clientes en diferentes categorías, lo que facilita su comprensión y la adaptación del servicio.</w:t>
       </w:r>
       <w:r>
         <w:rPr>
           <w:bCs/>
         </w:rPr>
-        <w:t>ondiciones físicas que respaldan el servicio (instalaciones, equipos, presentación).</w:t>
-      </w:r>
-    </w:p>
-    <w:p>
-      <w:pPr>
-        <w:rPr>
-          <w:bCs/>
-        </w:rPr>
-      </w:pPr>
-      <w:r>
-        <w:rPr>
-          <w:bCs/>
-        </w:rPr>
-        <w:t>Aplicaciones: infraestructura adecuada, limpieza, uniformes y material informativo.</w:t>
-      </w:r>
-    </w:p>
-    <w:p>
-      <w:pPr>
-        <w:pStyle w:val="Ttulo2"/>
-      </w:pPr>
-      <w:bookmarkStart w:id="12" w:name="_Toc234421377"/>
-      <w:r>
-        <w:t>Tipos</w:t>
-      </w:r>
-      <w:bookmarkEnd w:id="12"/>
-    </w:p>
-    <w:p>
-      <w:pPr>
-        <w:rPr>
-          <w:bCs/>
-        </w:rPr>
-      </w:pPr>
-      <w:r>
-        <w:rPr>
-          <w:bCs/>
-        </w:rPr>
-        <w:t>En el contexto del servicio turístico, es importante reconocer que cada cliente es único y posee características, necesidades y expectativas particulares. Por esta razón, la atención debe ser individualizada y orientada a brindar experiencias personalizadas. No obstante, existen rasgos comunes que permiten agrupar a los clientes en diferentes categorías, lo que facilita su comprensión y la adaptación del servicio.</w:t>
+        <w:br/>
       </w:r>
     </w:p>
     <w:p>
@@ -8034,7 +7982,6 @@
           <w:bdr w:val="none" w:sz="0" w:space="0" w:color="auto"/>
           <w:shd w:val="clear" w:color="auto" w:fill="auto"/>
         </w:rPr>
-        <w:lastRenderedPageBreak/>
         <w:t>Criterios de clasificación de los tipos de clientes</w:t>
       </w:r>
     </w:p>
@@ -8162,15 +8109,7 @@
           <w:szCs w:val="28"/>
           <w:lang w:val="es-419" w:eastAsia="es-CO"/>
         </w:rPr>
-        <w:t xml:space="preserve">Los estándares de servicio se definen como el conjunto de normas, lineamientos o criterios que establecen los requisitos mínimos para la correcta ejecución de un proceso, con el propósito de garantizar la calidad en la prestación del servicio. Estos estándares orientan de manera precisa el comportamiento esperado del personal y </w:t>
-      </w:r>
-      <w:r>
-        <w:rPr>
-          <w:szCs w:val="28"/>
-          <w:lang w:val="es-419" w:eastAsia="es-CO"/>
-        </w:rPr>
-        <w:lastRenderedPageBreak/>
-        <w:t>funcionan como referencia para evaluar el desempeño, asegurando coherencia y uniformidad en la atención al cliente.</w:t>
+        <w:t>Los estándares de servicio se definen como el conjunto de normas, lineamientos o criterios que establecen los requisitos mínimos para la correcta ejecución de un proceso, con el propósito de garantizar la calidad en la prestación del servicio. Estos estándares orientan de manera precisa el comportamiento esperado del personal y funcionan como referencia para evaluar el desempeño, asegurando coherencia y uniformidad en la atención al cliente.</w:t>
       </w:r>
     </w:p>
     <w:p>
@@ -8316,11 +8255,21 @@
               </w:rPr>
               <w:t xml:space="preserve">Tiempo de atención en </w:t>
             </w:r>
+            <w:proofErr w:type="spellStart"/>
             <w:r>
               <w:rPr>
                 <w:rStyle w:val="Extranjerismo"/>
-              </w:rPr>
-              <w:t>check-in</w:t>
+                <w:lang w:val="es-CO"/>
+              </w:rPr>
+              <w:t>check</w:t>
+            </w:r>
+            <w:proofErr w:type="spellEnd"/>
+            <w:r>
+              <w:rPr>
+                <w:rStyle w:val="Extranjerismo"/>
+                <w:lang w:val="es-CO"/>
+              </w:rPr>
+              <w:t>-in</w:t>
             </w:r>
           </w:p>
         </w:tc>
@@ -8351,6 +8300,7 @@
             <w:r>
               <w:rPr>
                 <w:rStyle w:val="Extranjerismo"/>
+                <w:lang w:val="es-CO"/>
               </w:rPr>
               <w:t>Check-in</w:t>
             </w:r>
@@ -8457,7 +8407,6 @@
               <w:rPr>
                 <w:rFonts w:asciiTheme="majorHAnsi" w:hAnsiTheme="majorHAnsi" w:cstheme="majorHAnsi"/>
               </w:rPr>
-              <w:lastRenderedPageBreak/>
               <w:t>Habitaciones</w:t>
             </w:r>
           </w:p>
@@ -8841,6 +8790,7 @@
             <w:r>
               <w:rPr>
                 <w:rStyle w:val="Extranjerismo"/>
+                <w:lang w:val="es-CO"/>
               </w:rPr>
               <w:t>wifi</w:t>
             </w:r>
@@ -9041,7 +8991,6 @@
     </w:p>
     <w:p>
       <w:r>
-        <w:lastRenderedPageBreak/>
         <w:t xml:space="preserve">A </w:t>
       </w:r>
       <w:r>
@@ -9074,7 +9023,6 @@
       </w:pPr>
       <w:bookmarkStart w:id="14" w:name="_Toc234421379"/>
       <w:r>
-        <w:lastRenderedPageBreak/>
         <w:t>Comunicación</w:t>
       </w:r>
       <w:bookmarkEnd w:id="14"/>
@@ -9106,11 +9054,7 @@
     </w:p>
     <w:p>
       <w:r>
-        <w:t xml:space="preserve">La comunicación en el servicio va más allá del lenguaje verbal, incluyendo elementos no verbales como gestos, expresiones faciales, postura y tono de voz, los cuales influyen significativamente en la percepción del usuario. En este sentido, una </w:t>
-      </w:r>
-      <w:r>
-        <w:lastRenderedPageBreak/>
-        <w:t>comunicación adecuada permite interpretar correctamente las necesidades del cliente, evitar malentendidos y fortalecer la calidad del servicio.</w:t>
+        <w:t>La comunicación en el servicio va más allá del lenguaje verbal, incluyendo elementos no verbales como gestos, expresiones faciales, postura y tono de voz, los cuales influyen significativamente en la percepción del usuario. En este sentido, una comunicación adecuada permite interpretar correctamente las necesidades del cliente, evitar malentendidos y fortalecer la calidad del servicio.</w:t>
       </w:r>
     </w:p>
     <w:p>
@@ -9219,8 +9163,216 @@
     </w:p>
     <w:p>
       <w:r>
-        <w:lastRenderedPageBreak/>
         <w:t>En la prestación de servicios, no solo es importante lo que se dice, sino cómo se dice y a través de qué medio se comunica. Por ello, el personal debe ser capaz de utilizar adecuadamente los distintos tipos de comunicación según la situación, el contexto y las características del cliente.</w:t>
+      </w:r>
+    </w:p>
+    <w:p>
+      <w:pPr>
+        <w:pStyle w:val="Prrafodelista"/>
+        <w:numPr>
+          <w:ilvl w:val="0"/>
+          <w:numId w:val="32"/>
+        </w:numPr>
+      </w:pPr>
+      <w:r>
+        <w:rPr>
+          <w:b/>
+          <w:bCs/>
+        </w:rPr>
+        <w:t>Comunicación verbal</w:t>
+      </w:r>
+      <w:r>
+        <w:t>: se realiza a través de palabras, de forma oral o escrita.</w:t>
+      </w:r>
+    </w:p>
+    <w:p>
+      <w:pPr>
+        <w:pStyle w:val="Prrafodelista"/>
+        <w:ind w:left="1069" w:firstLine="347"/>
+      </w:pPr>
+      <w:r>
+        <w:t>Ejemplo: explicar servicios en recepción o responder correos.</w:t>
+      </w:r>
+    </w:p>
+    <w:p>
+      <w:pPr>
+        <w:pStyle w:val="Prrafodelista"/>
+        <w:numPr>
+          <w:ilvl w:val="0"/>
+          <w:numId w:val="32"/>
+        </w:numPr>
+      </w:pPr>
+      <w:r>
+        <w:rPr>
+          <w:b/>
+          <w:bCs/>
+        </w:rPr>
+        <w:t>Comunicación no verbal</w:t>
+      </w:r>
+      <w:r>
+        <w:t>: se transmite mediante gestos, expresiones, postura y lenguaje corporal.</w:t>
+      </w:r>
+    </w:p>
+    <w:p>
+      <w:pPr>
+        <w:pStyle w:val="Prrafodelista"/>
+        <w:ind w:left="1069" w:firstLine="347"/>
+      </w:pPr>
+      <w:r>
+        <w:t>Ejemplo: sonrisa, contacto visual, tono de voz.</w:t>
+      </w:r>
+    </w:p>
+    <w:p>
+      <w:pPr>
+        <w:pStyle w:val="Prrafodelista"/>
+        <w:numPr>
+          <w:ilvl w:val="0"/>
+          <w:numId w:val="32"/>
+        </w:numPr>
+      </w:pPr>
+      <w:r>
+        <w:rPr>
+          <w:b/>
+          <w:bCs/>
+        </w:rPr>
+        <w:t>Comunicación escrita</w:t>
+      </w:r>
+      <w:r>
+        <w:t>: uso de textos para transmitir información.</w:t>
+      </w:r>
+    </w:p>
+    <w:p>
+      <w:pPr>
+        <w:pStyle w:val="Prrafodelista"/>
+        <w:ind w:left="1069" w:firstLine="347"/>
+      </w:pPr>
+      <w:r>
+        <w:t>Ejemplo: correos, mensajes, confirmaciones de reserva.</w:t>
+      </w:r>
+    </w:p>
+    <w:p>
+      <w:pPr>
+        <w:pStyle w:val="Prrafodelista"/>
+        <w:numPr>
+          <w:ilvl w:val="0"/>
+          <w:numId w:val="32"/>
+        </w:numPr>
+      </w:pPr>
+      <w:r>
+        <w:rPr>
+          <w:b/>
+          <w:bCs/>
+        </w:rPr>
+        <w:t>Comunicación digital</w:t>
+      </w:r>
+      <w:r>
+        <w:t>: uso de herramientas tecnológicas y plataformas.</w:t>
+      </w:r>
+    </w:p>
+    <w:p>
+      <w:pPr>
+        <w:pStyle w:val="Prrafodelista"/>
+        <w:ind w:left="1069" w:firstLine="347"/>
+      </w:pPr>
+      <w:r>
+        <w:t>Ejemplo: chat en línea, redes sociales,</w:t>
+      </w:r>
+      <w:r>
+        <w:rPr>
+          <w:rStyle w:val="Extranjerismo"/>
+          <w:lang w:val="es-CO"/>
+        </w:rPr>
+        <w:t xml:space="preserve"> apps</w:t>
+      </w:r>
+      <w:r>
+        <w:t xml:space="preserve"> de reservas.</w:t>
+      </w:r>
+    </w:p>
+    <w:p>
+      <w:pPr>
+        <w:pStyle w:val="Prrafodelista"/>
+        <w:numPr>
+          <w:ilvl w:val="0"/>
+          <w:numId w:val="32"/>
+        </w:numPr>
+      </w:pPr>
+      <w:r>
+        <w:rPr>
+          <w:b/>
+          <w:bCs/>
+        </w:rPr>
+        <w:t>Comunicación formal</w:t>
+      </w:r>
+      <w:r>
+        <w:t>: sigue protocolos y normas establecidas.</w:t>
+      </w:r>
+    </w:p>
+    <w:p>
+      <w:pPr>
+        <w:pStyle w:val="Prrafodelista"/>
+        <w:ind w:left="1069" w:firstLine="347"/>
+      </w:pPr>
+      <w:r>
+        <w:t>Ejemplo: información institucional o reglamentos del hotel.</w:t>
+      </w:r>
+    </w:p>
+    <w:p>
+      <w:pPr>
+        <w:pStyle w:val="Prrafodelista"/>
+        <w:numPr>
+          <w:ilvl w:val="0"/>
+          <w:numId w:val="32"/>
+        </w:numPr>
+      </w:pPr>
+      <w:r>
+        <w:rPr>
+          <w:b/>
+          <w:bCs/>
+        </w:rPr>
+        <w:t>Comunicación informal</w:t>
+      </w:r>
+      <w:r>
+        <w:t>: es más espontánea y cercana.</w:t>
+      </w:r>
+    </w:p>
+    <w:p>
+      <w:pPr>
+        <w:pStyle w:val="Prrafodelista"/>
+        <w:ind w:left="1069" w:firstLine="347"/>
+      </w:pPr>
+      <w:r>
+        <w:t>Ejemplo: conversación cordial con el huésped.</w:t>
+      </w:r>
+    </w:p>
+    <w:p>
+      <w:pPr>
+        <w:pStyle w:val="Ttulo2"/>
+      </w:pPr>
+      <w:bookmarkStart w:id="17" w:name="_Toc234421382"/>
+      <w:r>
+        <w:t>Técnicas de comunicación</w:t>
+      </w:r>
+      <w:bookmarkEnd w:id="17"/>
+    </w:p>
+    <w:p>
+      <w:r>
+        <w:t>Las técnicas de comunicación son herramientas que permiten transmitir mensajes de manera clara, efectiva y adecuada al contexto del servicio. En el sector turístico, su aplicación es fundamental para comprender al cliente, gestionar situaciones de atención y garantizar una experiencia satisfactoria.</w:t>
+      </w:r>
+    </w:p>
+    <w:p>
+      <w:r>
+        <w:t>Estas técnicas no solo facilitan la transmisión de información, sino que también contribuyen a fortalecer la relación con el cliente, mejorar la percepción del servicio y prevenir conflictos. Su uso adecuado permite adaptar el mensaje según el tipo de usuario, sus necesidades y el contexto de interacción.</w:t>
+      </w:r>
+    </w:p>
+    <w:p>
+      <w:r>
+        <w:t xml:space="preserve">Las principales técnicas de comunicación en el servicio </w:t>
+      </w:r>
+      <w:r>
+        <w:t>turístico</w:t>
+      </w:r>
+      <w:r>
+        <w:t xml:space="preserve"> son las siguientes:</w:t>
       </w:r>
     </w:p>
     <w:p>
@@ -9236,18 +9388,31 @@
           <w:b/>
           <w:bCs/>
         </w:rPr>
-        <w:t>Comunicación verbal</w:t>
-      </w:r>
-      <w:r>
-        <w:t>: se realiza a través de palabras, de forma oral o escrita.</w:t>
-      </w:r>
-    </w:p>
-    <w:p>
-      <w:pPr>
-        <w:ind w:left="360"/>
-      </w:pPr>
-      <w:r>
-        <w:t>Ejemplo: explicar servicios en recepción o responder correos.</w:t>
+        <w:t>Escucha activa</w:t>
+      </w:r>
+    </w:p>
+    <w:p>
+      <w:pPr>
+        <w:pStyle w:val="Prrafodelista"/>
+        <w:ind w:left="1429" w:firstLine="0"/>
+      </w:pPr>
+      <w:r>
+        <w:t>C</w:t>
+      </w:r>
+      <w:r>
+        <w:t>onsiste en prestar atención total al cliente, comprendiendo su mensaje verbal y no verbal.</w:t>
+      </w:r>
+    </w:p>
+    <w:p>
+      <w:pPr>
+        <w:pStyle w:val="Prrafodelista"/>
+        <w:ind w:left="1429" w:firstLine="695"/>
+      </w:pPr>
+      <w:r>
+        <w:t>Aplicación</w:t>
+      </w:r>
+      <w:r>
+        <w:t>: escuchar con atención una queja o solicitud sin interrumpir.</w:t>
       </w:r>
     </w:p>
     <w:p>
@@ -9263,18 +9428,31 @@
           <w:b/>
           <w:bCs/>
         </w:rPr>
-        <w:t>Comunicación no verbal</w:t>
-      </w:r>
-      <w:r>
-        <w:t>: se transmite mediante gestos, expresiones, postura y lenguaje corporal.</w:t>
-      </w:r>
-    </w:p>
-    <w:p>
-      <w:pPr>
-        <w:ind w:left="360"/>
-      </w:pPr>
-      <w:r>
-        <w:t>Ejemplo: sonrisa, contacto visual, tono de voz.</w:t>
+        <w:t>Empatía</w:t>
+      </w:r>
+    </w:p>
+    <w:p>
+      <w:pPr>
+        <w:pStyle w:val="Prrafodelista"/>
+        <w:ind w:left="1429" w:firstLine="0"/>
+      </w:pPr>
+      <w:r>
+        <w:t>C</w:t>
+      </w:r>
+      <w:r>
+        <w:t>apacidad de ponerse en el lugar del cliente y comprender su situación.</w:t>
+      </w:r>
+    </w:p>
+    <w:p>
+      <w:pPr>
+        <w:pStyle w:val="Prrafodelista"/>
+        <w:ind w:left="1429" w:firstLine="695"/>
+      </w:pPr>
+      <w:r>
+        <w:t>Aplicación:</w:t>
+      </w:r>
+      <w:r>
+        <w:t xml:space="preserve"> entender la molestia de un huésped ante un inconveniente.</w:t>
       </w:r>
     </w:p>
     <w:p>
@@ -9290,18 +9468,31 @@
           <w:b/>
           <w:bCs/>
         </w:rPr>
-        <w:t>Comunicación escrita</w:t>
-      </w:r>
-      <w:r>
-        <w:t>: uso de textos para transmitir información.</w:t>
-      </w:r>
-    </w:p>
-    <w:p>
-      <w:pPr>
-        <w:ind w:left="360"/>
-      </w:pPr>
-      <w:r>
-        <w:t>Ejemplo: correos, mensajes, confirmaciones de reserva.</w:t>
+        <w:t>Lenguaje adecuado</w:t>
+      </w:r>
+    </w:p>
+    <w:p>
+      <w:pPr>
+        <w:pStyle w:val="Prrafodelista"/>
+        <w:ind w:left="1429" w:firstLine="0"/>
+      </w:pPr>
+      <w:r>
+        <w:t>U</w:t>
+      </w:r>
+      <w:r>
+        <w:t>so de un tono respetuoso, cordial y acorde al tipo de cliente.</w:t>
+      </w:r>
+    </w:p>
+    <w:p>
+      <w:pPr>
+        <w:pStyle w:val="Prrafodelista"/>
+        <w:ind w:left="1429" w:firstLine="695"/>
+      </w:pPr>
+      <w:r>
+        <w:t>Aplicación</w:t>
+      </w:r>
+      <w:r>
+        <w:t>: adaptar el lenguaje según edad, cultura o contexto del huésped.</w:t>
       </w:r>
     </w:p>
     <w:p>
@@ -9317,27 +9508,31 @@
           <w:b/>
           <w:bCs/>
         </w:rPr>
-        <w:t>Comunicación digital</w:t>
-      </w:r>
-      <w:r>
-        <w:t>: uso de herramientas tecnológicas y plataformas.</w:t>
-      </w:r>
-    </w:p>
-    <w:p>
-      <w:pPr>
-        <w:ind w:left="360"/>
-      </w:pPr>
-      <w:r>
-        <w:t>Ejemplo: chat en línea, redes sociales,</w:t>
-      </w:r>
-      <w:r>
-        <w:rPr>
-          <w:rStyle w:val="Extranjerismo"/>
-        </w:rPr>
-        <w:t xml:space="preserve"> apps</w:t>
-      </w:r>
-      <w:r>
-        <w:t xml:space="preserve"> de reservas.</w:t>
+        <w:t>Retroalimentación</w:t>
+      </w:r>
+    </w:p>
+    <w:p>
+      <w:pPr>
+        <w:pStyle w:val="Prrafodelista"/>
+        <w:ind w:left="1429" w:firstLine="0"/>
+      </w:pPr>
+      <w:r>
+        <w:t>C</w:t>
+      </w:r>
+      <w:r>
+        <w:t>onfirmar que el mensaje fue comprendido correctamente.</w:t>
+      </w:r>
+    </w:p>
+    <w:p>
+      <w:pPr>
+        <w:pStyle w:val="Prrafodelista"/>
+        <w:ind w:left="1429" w:firstLine="695"/>
+      </w:pPr>
+      <w:r>
+        <w:t>Aplicación:</w:t>
+      </w:r>
+      <w:r>
+        <w:t xml:space="preserve"> repetir o validar una solicitud del cliente.</w:t>
       </w:r>
     </w:p>
     <w:p>
@@ -9353,245 +9548,26 @@
           <w:b/>
           <w:bCs/>
         </w:rPr>
-        <w:t>Comunicación formal</w:t>
-      </w:r>
-      <w:r>
-        <w:t>: sigue protocolos y normas establecidas.</w:t>
-      </w:r>
-    </w:p>
-    <w:p>
-      <w:pPr>
-        <w:ind w:left="360"/>
-      </w:pPr>
-      <w:r>
-        <w:t>Ejemplo: información institucional o reglamentos del hotel.</w:t>
+        <w:t>Control emocional</w:t>
       </w:r>
     </w:p>
     <w:p>
       <w:pPr>
         <w:pStyle w:val="Prrafodelista"/>
-        <w:numPr>
-          <w:ilvl w:val="0"/>
-          <w:numId w:val="19"/>
-        </w:numPr>
-      </w:pPr>
-      <w:r>
-        <w:rPr>
-          <w:b/>
-          <w:bCs/>
-        </w:rPr>
-        <w:t>Comunicación informal</w:t>
-      </w:r>
-      <w:r>
-        <w:t>: es más espontánea y cercana.</w:t>
-      </w:r>
-    </w:p>
-    <w:p>
-      <w:pPr>
-        <w:ind w:left="360"/>
-      </w:pPr>
-      <w:r>
-        <w:t>Ejemplo: conversación cordial con el huésped.</w:t>
-      </w:r>
-    </w:p>
-    <w:p>
-      <w:pPr>
-        <w:pStyle w:val="Ttulo2"/>
-      </w:pPr>
-      <w:bookmarkStart w:id="17" w:name="_Toc234421382"/>
-      <w:r>
-        <w:lastRenderedPageBreak/>
-        <w:t>Técnicas de comunicación</w:t>
-      </w:r>
-      <w:bookmarkEnd w:id="17"/>
-    </w:p>
-    <w:p>
-      <w:r>
-        <w:t>Las técnicas de comunicación son herramientas que permiten transmitir mensajes de manera clara, efectiva y adecuada al contexto del servicio. En el sector turístico, su aplicación es fundamental para comprender al cliente, gestionar situaciones de atención y garantizar una experiencia satisfactoria.</w:t>
-      </w:r>
-    </w:p>
-    <w:p>
-      <w:r>
-        <w:t>Estas técnicas no solo facilitan la transmisión de información, sino que también contribuyen a fortalecer la relación con el cliente, mejorar la percepción del servicio y prevenir conflictos. Su uso adecuado permite adaptar el mensaje según el tipo de usuario, sus necesidades y el contexto de interacción.</w:t>
-      </w:r>
-    </w:p>
-    <w:p>
-      <w:r>
-        <w:t xml:space="preserve">Las principales técnicas de comunicación en el servicio </w:t>
-      </w:r>
-      <w:r>
-        <w:t>turístico</w:t>
-      </w:r>
-      <w:r>
-        <w:t xml:space="preserve"> son las siguientes:</w:t>
+        <w:ind w:left="1429" w:firstLine="0"/>
+      </w:pPr>
+      <w:r>
+        <w:t>M</w:t>
+      </w:r>
+      <w:r>
+        <w:t>anejo adecuado de emociones en situaciones difíciles.</w:t>
       </w:r>
     </w:p>
     <w:p>
       <w:pPr>
         <w:pStyle w:val="Prrafodelista"/>
-        <w:numPr>
-          <w:ilvl w:val="0"/>
-          <w:numId w:val="19"/>
-        </w:numPr>
-        <w:rPr>
-          <w:b/>
-          <w:bCs/>
-        </w:rPr>
-      </w:pPr>
-      <w:r>
-        <w:rPr>
-          <w:b/>
-          <w:bCs/>
-        </w:rPr>
-        <w:t>Escucha activa</w:t>
-      </w:r>
-    </w:p>
-    <w:p>
-      <w:r>
-        <w:t>C</w:t>
-      </w:r>
-      <w:r>
-        <w:t>onsiste en prestar atención total al cliente, comprendiendo su mensaje verbal y no verbal.</w:t>
-      </w:r>
-    </w:p>
-    <w:p>
-      <w:r>
-        <w:t>Aplicación</w:t>
-      </w:r>
-      <w:r>
-        <w:t>: escuchar con atención una queja o solicitud sin interrumpir.</w:t>
-      </w:r>
-    </w:p>
-    <w:p>
-      <w:pPr>
-        <w:pStyle w:val="Prrafodelista"/>
-        <w:numPr>
-          <w:ilvl w:val="0"/>
-          <w:numId w:val="19"/>
-        </w:numPr>
-      </w:pPr>
-      <w:r>
-        <w:rPr>
-          <w:b/>
-          <w:bCs/>
-        </w:rPr>
-        <w:t>Empatía</w:t>
-      </w:r>
-    </w:p>
-    <w:p>
-      <w:r>
-        <w:t>C</w:t>
-      </w:r>
-      <w:r>
-        <w:t>apacidad de ponerse en el lugar del cliente y comprender su situación.</w:t>
-      </w:r>
-    </w:p>
-    <w:p>
-      <w:r>
-        <w:t>Aplicación:</w:t>
-      </w:r>
-      <w:r>
-        <w:t xml:space="preserve"> entender la molestia de un huésped ante un inconveniente.</w:t>
-      </w:r>
-    </w:p>
-    <w:p>
-      <w:pPr>
-        <w:pStyle w:val="Prrafodelista"/>
-        <w:numPr>
-          <w:ilvl w:val="0"/>
-          <w:numId w:val="19"/>
-        </w:numPr>
-        <w:rPr>
-          <w:b/>
-          <w:bCs/>
-        </w:rPr>
-      </w:pPr>
-      <w:r>
-        <w:rPr>
-          <w:b/>
-          <w:bCs/>
-        </w:rPr>
-        <w:t>Lenguaje adecuado</w:t>
-      </w:r>
-    </w:p>
-    <w:p>
-      <w:r>
-        <w:t>U</w:t>
-      </w:r>
-      <w:r>
-        <w:t>so de un tono respetuoso, cordial y acorde al tipo de cliente.</w:t>
-      </w:r>
-    </w:p>
-    <w:p>
-      <w:r>
-        <w:t>Aplicación</w:t>
-      </w:r>
-      <w:r>
-        <w:t>: adaptar el lenguaje según edad, cultura o contexto del huésped.</w:t>
-      </w:r>
-    </w:p>
-    <w:p>
-      <w:pPr>
-        <w:pStyle w:val="Prrafodelista"/>
-        <w:numPr>
-          <w:ilvl w:val="0"/>
-          <w:numId w:val="19"/>
-        </w:numPr>
-        <w:rPr>
-          <w:b/>
-          <w:bCs/>
-        </w:rPr>
-      </w:pPr>
-      <w:r>
-        <w:rPr>
-          <w:b/>
-          <w:bCs/>
-        </w:rPr>
-        <w:lastRenderedPageBreak/>
-        <w:t>Retroalimentación</w:t>
-      </w:r>
-    </w:p>
-    <w:p>
-      <w:r>
-        <w:t>C</w:t>
-      </w:r>
-      <w:r>
-        <w:t>onfirmar que el mensaje fue comprendido correctamente.</w:t>
-      </w:r>
-    </w:p>
-    <w:p>
-      <w:r>
-        <w:t>Aplicación:</w:t>
-      </w:r>
-      <w:r>
-        <w:t xml:space="preserve"> repetir o validar una solicitud del cliente.</w:t>
-      </w:r>
-    </w:p>
-    <w:p>
-      <w:pPr>
-        <w:pStyle w:val="Prrafodelista"/>
-        <w:numPr>
-          <w:ilvl w:val="0"/>
-          <w:numId w:val="19"/>
-        </w:numPr>
-      </w:pPr>
-      <w:r>
-        <w:rPr>
-          <w:b/>
-          <w:bCs/>
-        </w:rPr>
-        <w:t>Control emocional</w:t>
-      </w:r>
-    </w:p>
-    <w:p>
-      <w:r>
-        <w:t>M</w:t>
-      </w:r>
-      <w:r>
-        <w:t>anejo adecuado de emociones en situaciones difíciles.</w:t>
-      </w:r>
-    </w:p>
-    <w:p>
+        <w:ind w:left="1429" w:firstLine="695"/>
+      </w:pPr>
       <w:r>
         <w:t>Aplicación:</w:t>
       </w:r>
@@ -9634,7 +9610,6 @@
     </w:p>
     <w:p>
       <w:r>
-        <w:lastRenderedPageBreak/>
         <w:t>La comunicación asertiva es aquella en la que el emisor logra expresar un mensaje de forma simple, oportuna y clara, considerando las necesidades del receptor. Implica respeto hacia uno mismo al expresar sus ideas y defenderlas y respeto hacia los demás. Se trata de una habilidad social importante asociada a la inteligencia emocional y a la comunicación no verbal.</w:t>
       </w:r>
     </w:p>
@@ -9742,7 +9717,6 @@
         </w:numPr>
       </w:pPr>
       <w:r>
-        <w:lastRenderedPageBreak/>
         <w:t>Mantener una actitud proactiva y de servicio.</w:t>
       </w:r>
     </w:p>
@@ -9894,7 +9868,6 @@
         </w:tabs>
       </w:pPr>
       <w:r>
-        <w:lastRenderedPageBreak/>
         <w:t>Tipos de canales de atención</w:t>
       </w:r>
     </w:p>
@@ -10349,7 +10322,6 @@
         </w:numPr>
       </w:pPr>
       <w:r>
-        <w:lastRenderedPageBreak/>
         <w:t>Resolver situaciones o canalizarlas adecuadamente.</w:t>
       </w:r>
     </w:p>
@@ -10538,7 +10510,6 @@
         </w:tabs>
       </w:pPr>
       <w:r>
-        <w:lastRenderedPageBreak/>
         <w:t>Clasificación de la comunicación telemática según interacción</w:t>
       </w:r>
     </w:p>
@@ -10803,7 +10774,16 @@
     </w:p>
     <w:p>
       <w:r>
-        <w:t xml:space="preserve">De igual forma, la comunicación telemática se clasifica según el tiempo en sincrónica (chat y video llamadas) y asincrónica (correos electrónicos). </w:t>
+        <w:t>De igual forma, la comunicación telemática se clasifica según el tiempo en sincrónica (</w:t>
+      </w:r>
+      <w:r>
+        <w:rPr>
+          <w:rStyle w:val="Extranjerismo"/>
+        </w:rPr>
+        <w:t>chat</w:t>
+      </w:r>
+      <w:r>
+        <w:t xml:space="preserve"> y video llamadas) y asincrónica (correos electrónicos). </w:t>
       </w:r>
     </w:p>
     <w:p>
@@ -10903,7 +10883,6 @@
         </w:numPr>
       </w:pPr>
       <w:r>
-        <w:lastRenderedPageBreak/>
         <w:t>Confirmar la información.</w:t>
       </w:r>
     </w:p>
@@ -11131,11 +11110,7 @@
     </w:p>
     <w:p>
       <w:r>
-        <w:t xml:space="preserve">Las barreras en la comunicación, como las respuestas descorteses, el sarcasmo, la interrupción constante, la falta de escucha, la crítica inapropiada, el irrespeto en la interacción o el incumplimiento de promesas, afectan negativamente la comprensión del mensaje y la relación con el cliente. Superar estas dificultades requiere el desarrollo </w:t>
-      </w:r>
-      <w:r>
-        <w:lastRenderedPageBreak/>
-        <w:t>de habilidades comunicativas como la escucha activa, la empatía, el respeto, el control emocional y la claridad en la expresión. En este sentido, una comunicación efectiva no solo depende de evitar errores, sino de fortalecer competencias que permitan interactuar de manera asertiva, generar confianza y contribuir a una experiencia de servicio positiva en el contexto turístico.</w:t>
+        <w:t>Las barreras en la comunicación, como las respuestas descorteses, el sarcasmo, la interrupción constante, la falta de escucha, la crítica inapropiada, el irrespeto en la interacción o el incumplimiento de promesas, afectan negativamente la comprensión del mensaje y la relación con el cliente. Superar estas dificultades requiere el desarrollo de habilidades comunicativas como la escucha activa, la empatía, el respeto, el control emocional y la claridad en la expresión. En este sentido, una comunicación efectiva no solo depende de evitar errores, sino de fortalecer competencias que permitan interactuar de manera asertiva, generar confianza y contribuir a una experiencia de servicio positiva en el contexto turístico.</w:t>
       </w:r>
     </w:p>
     <w:p>
@@ -11159,7 +11134,6 @@
       </w:pPr>
       <w:bookmarkStart w:id="21" w:name="_Toc234421386"/>
       <w:r>
-        <w:lastRenderedPageBreak/>
         <w:t>Negociación</w:t>
       </w:r>
       <w:bookmarkEnd w:id="21"/>
@@ -11276,14 +11250,7 @@
         <w:rPr>
           <w:lang w:val="es-419" w:eastAsia="es-CO"/>
         </w:rPr>
-        <w:t xml:space="preserve">Tiene un enfoque colaborativo, orientado a generar beneficios para ambas partes. Busca soluciones en las que tanto el cliente como el establecimiento obtengan </w:t>
-      </w:r>
-      <w:r>
-        <w:rPr>
-          <w:lang w:val="es-419" w:eastAsia="es-CO"/>
-        </w:rPr>
-        <w:lastRenderedPageBreak/>
-        <w:t>valor, lo que la convierte en una estrategia ideal para fortalecer la relación y mejorar la experiencia del servicio.</w:t>
+        <w:t>Tiene un enfoque colaborativo, orientado a generar beneficios para ambas partes. Busca soluciones en las que tanto el cliente como el establecimiento obtengan valor, lo que la convierte en una estrategia ideal para fortalecer la relación y mejorar la experiencia del servicio.</w:t>
       </w:r>
     </w:p>
     <w:p>
@@ -11401,14 +11368,7 @@
         <w:rPr>
           <w:lang w:val="es-419" w:eastAsia="es-CO"/>
         </w:rPr>
-        <w:t xml:space="preserve">El proceso de negociación se desarrolla a través de una serie de etapas que permiten estructurar la interacción entre las partes y facilitar el logro de acuerdos. Cada </w:t>
-      </w:r>
-      <w:r>
-        <w:rPr>
-          <w:lang w:val="es-419" w:eastAsia="es-CO"/>
-        </w:rPr>
-        <w:lastRenderedPageBreak/>
-        <w:t>fase cumple una función específica y contribuye a que la negociación se lleve a cabo de manera organizada y efectiva.</w:t>
+        <w:t>El proceso de negociación se desarrolla a través de una serie de etapas que permiten estructurar la interacción entre las partes y facilitar el logro de acuerdos. Cada fase cumple una función específica y contribuye a que la negociación se lleve a cabo de manera organizada y efectiva.</w:t>
       </w:r>
     </w:p>
     <w:p>
@@ -11470,14 +11430,7 @@
         <w:rPr>
           <w:lang w:val="es-419" w:eastAsia="es-CO"/>
         </w:rPr>
-        <w:t xml:space="preserve">Las técnicas de negociación son herramientas que facilitan la interacción entre las partes y permiten alcanzar acuerdos de manera efectiva. Su aplicación en el sector </w:t>
-      </w:r>
-      <w:r>
-        <w:rPr>
-          <w:lang w:val="es-419" w:eastAsia="es-CO"/>
-        </w:rPr>
-        <w:lastRenderedPageBreak/>
-        <w:t>turístico es fundamental, ya que contribuye a manejar diferentes situaciones, desde la atención de solicitudes hasta la resolución de conflictos, siempre buscando la satisfacción del cliente y el cumplimiento de los objetivos del establecimiento.</w:t>
+        <w:t>Las técnicas de negociación son herramientas que facilitan la interacción entre las partes y permiten alcanzar acuerdos de manera efectiva. Su aplicación en el sector turístico es fundamental, ya que contribuye a manejar diferentes situaciones, desde la atención de solicitudes hasta la resolución de conflictos, siempre buscando la satisfacción del cliente y el cumplimiento de los objetivos del establecimiento.</w:t>
       </w:r>
     </w:p>
     <w:p>
@@ -11568,14 +11521,7 @@
         <w:rPr>
           <w:lang w:val="es-419" w:eastAsia="es-CO"/>
         </w:rPr>
-        <w:t xml:space="preserve">El hotel, por su parte, tiene políticas definidas sobre descuentos y uso de espacios, pero también reconoce el potencial de este cliente para futuras reservas. Durante la negociación, el personal de reservas escucha las necesidades del cliente, </w:t>
-      </w:r>
-      <w:r>
-        <w:rPr>
-          <w:lang w:val="es-419" w:eastAsia="es-CO"/>
-        </w:rPr>
-        <w:lastRenderedPageBreak/>
-        <w:t>analiza la disponibilidad y propone una alternativa: ofrece un descuento en la tarifa por habitación, incluye el desayuno y concede el uso de la sala de reuniones por un tiempo limitado.</w:t>
+        <w:t>El hotel, por su parte, tiene políticas definidas sobre descuentos y uso de espacios, pero también reconoce el potencial de este cliente para futuras reservas. Durante la negociación, el personal de reservas escucha las necesidades del cliente, analiza la disponibilidad y propone una alternativa: ofrece un descuento en la tarifa por habitación, incluye el desayuno y concede el uso de la sala de reuniones por un tiempo limitado.</w:t>
       </w:r>
     </w:p>
     <w:p>
@@ -11683,7 +11629,6 @@
       </w:pPr>
       <w:bookmarkStart w:id="25" w:name="_Toc234421390"/>
       <w:r>
-        <w:lastRenderedPageBreak/>
         <w:t>Cotización</w:t>
       </w:r>
       <w:bookmarkEnd w:id="25"/>
@@ -11805,7 +11750,6 @@
           <w:bCs/>
           <w:lang w:val="es-419" w:eastAsia="es-CO"/>
         </w:rPr>
-        <w:lastRenderedPageBreak/>
         <w:t>Cotización detallada</w:t>
       </w:r>
       <w:r>
@@ -12063,7 +12007,6 @@
         <w:pStyle w:val="Figura"/>
       </w:pPr>
       <w:r>
-        <w:lastRenderedPageBreak/>
         <w:t>Ciclo de una cotización</w:t>
       </w:r>
     </w:p>
@@ -12114,12 +12057,47 @@
         </w:rPr>
         <w:t>. Recepción y registro formal de la solicitud (</w:t>
       </w:r>
+      <w:proofErr w:type="spellStart"/>
       <w:r>
         <w:rPr>
           <w:rStyle w:val="Extranjerismo"/>
-        </w:rPr>
-        <w:t>Request for proposal</w:t>
-      </w:r>
+          <w:lang w:val="es-CO"/>
+        </w:rPr>
+        <w:t>Request</w:t>
+      </w:r>
+      <w:proofErr w:type="spellEnd"/>
+      <w:r>
+        <w:rPr>
+          <w:rStyle w:val="Extranjerismo"/>
+          <w:lang w:val="es-CO"/>
+        </w:rPr>
+        <w:t xml:space="preserve"> </w:t>
+      </w:r>
+      <w:proofErr w:type="spellStart"/>
+      <w:r>
+        <w:rPr>
+          <w:rStyle w:val="Extranjerismo"/>
+          <w:lang w:val="es-CO"/>
+        </w:rPr>
+        <w:t>for</w:t>
+      </w:r>
+      <w:proofErr w:type="spellEnd"/>
+      <w:r>
+        <w:rPr>
+          <w:rStyle w:val="Extranjerismo"/>
+          <w:lang w:val="es-CO"/>
+        </w:rPr>
+        <w:t xml:space="preserve"> </w:t>
+      </w:r>
+      <w:proofErr w:type="spellStart"/>
+      <w:r>
+        <w:rPr>
+          <w:rStyle w:val="Extranjerismo"/>
+          <w:lang w:val="es-CO"/>
+        </w:rPr>
+        <w:t>proposal</w:t>
+      </w:r>
+      <w:proofErr w:type="spellEnd"/>
       <w:r>
         <w:rPr>
           <w:lang w:val="es-419" w:eastAsia="es-CO"/>
@@ -12189,11 +12167,37 @@
         </w:rPr>
         <w:t xml:space="preserve"> Gestión de grupos (</w:t>
       </w:r>
+      <w:proofErr w:type="spellStart"/>
       <w:r>
         <w:rPr>
           <w:rStyle w:val="Extranjerismo"/>
-        </w:rPr>
-        <w:t>Rooming list)</w:t>
+          <w:lang w:val="es-CO"/>
+        </w:rPr>
+        <w:t>Rooming</w:t>
+      </w:r>
+      <w:proofErr w:type="spellEnd"/>
+      <w:r>
+        <w:rPr>
+          <w:rStyle w:val="Extranjerismo"/>
+          <w:lang w:val="es-CO"/>
+        </w:rPr>
+        <w:t xml:space="preserve"> </w:t>
+      </w:r>
+      <w:proofErr w:type="spellStart"/>
+      <w:r>
+        <w:rPr>
+          <w:rStyle w:val="Extranjerismo"/>
+          <w:lang w:val="es-CO"/>
+        </w:rPr>
+        <w:t>list</w:t>
+      </w:r>
+      <w:proofErr w:type="spellEnd"/>
+      <w:r>
+        <w:rPr>
+          <w:rStyle w:val="Extranjerismo"/>
+          <w:lang w:val="es-CO"/>
+        </w:rPr>
+        <w:t>)</w:t>
       </w:r>
       <w:r>
         <w:rPr>
@@ -12321,7 +12325,6 @@
       </w:pPr>
       <w:bookmarkStart w:id="29" w:name="_Toc234421394"/>
       <w:r>
-        <w:lastRenderedPageBreak/>
         <w:t>Venta</w:t>
       </w:r>
       <w:bookmarkEnd w:id="29"/>
@@ -12381,7 +12384,6 @@
       </w:pPr>
       <w:bookmarkStart w:id="31" w:name="_Toc234421396"/>
       <w:r>
-        <w:lastRenderedPageBreak/>
         <w:t>Técnicas</w:t>
       </w:r>
       <w:bookmarkEnd w:id="31"/>
@@ -12604,7 +12606,6 @@
         <w:rPr>
           <w:lang w:val="es-419" w:eastAsia="es-CO"/>
         </w:rPr>
-        <w:lastRenderedPageBreak/>
         <w:t>Situación: identificar el contexto y motivaciones del cliente.</w:t>
       </w:r>
     </w:p>
@@ -12833,7 +12834,6 @@
         <w:rPr>
           <w:lang w:val="es-419" w:eastAsia="es-CO"/>
         </w:rPr>
-        <w:lastRenderedPageBreak/>
         <w:t>Estas políticas garantizan coherencia, control y transparencia en el proceso de venta, incluyendo aspectos como precios, descuentos, condiciones de pago, cancelaciones y reservas.</w:t>
       </w:r>
     </w:p>
@@ -12940,7 +12940,6 @@
         <w:rPr>
           <w:lang w:val="es-419" w:eastAsia="es-CO"/>
         </w:rPr>
-        <w:lastRenderedPageBreak/>
         <w:t>La venta en turismo:</w:t>
       </w:r>
     </w:p>
@@ -13098,7 +13097,6 @@
       </w:pPr>
       <w:bookmarkStart w:id="33" w:name="_Toc234421398"/>
       <w:r>
-        <w:lastRenderedPageBreak/>
         <w:t>S</w:t>
       </w:r>
       <w:r>
@@ -13154,7 +13152,6 @@
           <w:noProof/>
           <w:lang w:val="es-419" w:eastAsia="es-CO"/>
         </w:rPr>
-        <w:lastRenderedPageBreak/>
         <w:drawing>
           <wp:inline distT="0" distB="0" distL="0" distR="0" wp14:anchorId="3485C5B0" wp14:editId="4A693C91">
             <wp:extent cx="6332220" cy="3923665"/>
@@ -13285,7 +13282,6 @@
       </w:pPr>
       <w:bookmarkStart w:id="34" w:name="_Toc234421399"/>
       <w:r>
-        <w:lastRenderedPageBreak/>
         <w:t>Glosario</w:t>
       </w:r>
       <w:bookmarkEnd w:id="34"/>
@@ -13726,7 +13722,6 @@
           <w:szCs w:val="28"/>
           <w:lang w:val="es-419"/>
         </w:rPr>
-        <w:lastRenderedPageBreak/>
         <w:t>Negociación</w:t>
       </w:r>
       <w:r>
@@ -14122,7 +14117,6 @@
           <w:szCs w:val="28"/>
           <w:lang w:val="es-419"/>
         </w:rPr>
-        <w:lastRenderedPageBreak/>
         <w:t>Usuario turístico</w:t>
       </w:r>
       <w:r>
@@ -14192,7 +14186,6 @@
       </w:pPr>
       <w:bookmarkStart w:id="35" w:name="_Toc234421400"/>
       <w:r>
-        <w:lastRenderedPageBreak/>
         <w:t>Referencias bibliográficas</w:t>
       </w:r>
       <w:bookmarkEnd w:id="35"/>
@@ -14240,64 +14233,80 @@
       </w:hyperlink>
     </w:p>
     <w:p>
+      <w:r>
+        <w:t xml:space="preserve">Hoyer- Macinnis- Pieters (2014) Comportamiento del consumidor 7ma edición. </w:t>
+      </w:r>
+    </w:p>
+    <w:p>
+      <w:pPr>
+        <w:rPr>
+          <w:lang w:val="en-US"/>
+        </w:rPr>
+      </w:pPr>
+      <w:r>
+        <w:rPr>
+          <w:lang w:val="en-US"/>
+        </w:rPr>
+        <w:t xml:space="preserve">Kotler, P., Bowen, J. T., y Makens, J. C. (2011). </w:t>
+      </w:r>
+      <w:r>
+        <w:rPr>
+          <w:rStyle w:val="Extranjerismo"/>
+        </w:rPr>
+        <w:t>Marketing</w:t>
+      </w:r>
+      <w:r>
+        <w:rPr>
+          <w:lang w:val="en-US"/>
+        </w:rPr>
+        <w:t xml:space="preserve"> </w:t>
+      </w:r>
       <w:proofErr w:type="spellStart"/>
       <w:r>
-        <w:t>Hoyer</w:t>
+        <w:rPr>
+          <w:lang w:val="en-US"/>
+        </w:rPr>
+        <w:t>turístico</w:t>
       </w:r>
       <w:proofErr w:type="spellEnd"/>
       <w:r>
-        <w:t xml:space="preserve">- </w:t>
+        <w:rPr>
+          <w:lang w:val="en-US"/>
+        </w:rPr>
+        <w:t xml:space="preserve"> (5.ª ed.). Pearson </w:t>
       </w:r>
       <w:proofErr w:type="spellStart"/>
       <w:r>
-        <w:t>Macinnis</w:t>
+        <w:rPr>
+          <w:lang w:val="en-US"/>
+        </w:rPr>
+        <w:t>Educación</w:t>
       </w:r>
       <w:proofErr w:type="spellEnd"/>
       <w:r>
-        <w:t xml:space="preserve">- </w:t>
-      </w:r>
-      <w:proofErr w:type="spellStart"/>
-      <w:r>
-        <w:t>Pieters</w:t>
-      </w:r>
-      <w:proofErr w:type="spellEnd"/>
-      <w:r>
-        <w:t xml:space="preserve"> (2014) Comportamiento del consumidor 7ma edición. </w:t>
-      </w:r>
-    </w:p>
-    <w:p>
-      <w:r>
-        <w:t xml:space="preserve">Kotler, P., Bowen, J. T., y </w:t>
-      </w:r>
-      <w:proofErr w:type="spellStart"/>
-      <w:r>
-        <w:t>Makens</w:t>
-      </w:r>
-      <w:proofErr w:type="spellEnd"/>
-      <w:r>
-        <w:t xml:space="preserve">, J. C. (2011). </w:t>
-      </w:r>
-      <w:r>
-        <w:rPr>
-          <w:rStyle w:val="Extranjerismo"/>
-        </w:rPr>
-        <w:t>Marketing</w:t>
-      </w:r>
-      <w:r>
-        <w:t xml:space="preserve"> turístico (5.ª ed.). Pearson Educación. </w:t>
+        <w:rPr>
+          <w:lang w:val="en-US"/>
+        </w:rPr>
+        <w:t xml:space="preserve">. </w:t>
       </w:r>
       <w:hyperlink r:id="rId34" w:history="1">
         <w:r>
           <w:rPr>
             <w:rStyle w:val="Hipervnculo"/>
+            <w:lang w:val="en-US"/>
           </w:rPr>
           <w:t>https://www.entornoturistico.com/wp-content/uploads/2017/04/Marketing-Tur%C3%ADstico-de-Philip-Kotler.pdf</w:t>
         </w:r>
       </w:hyperlink>
     </w:p>
     <w:p>
-      <w:r>
-        <w:t xml:space="preserve">Lifeder (2020/10) Ciclo del servicio al cliente: en empresa, hotel y salud. </w:t>
+      <w:proofErr w:type="spellStart"/>
+      <w:r>
+        <w:t>Lifeder</w:t>
+      </w:r>
+      <w:proofErr w:type="spellEnd"/>
+      <w:r>
+        <w:t xml:space="preserve"> (2020/10) Ciclo del servicio al cliente: en empresa, hotel y salud. </w:t>
       </w:r>
       <w:hyperlink r:id="rId35" w:history="1">
         <w:r>
@@ -14325,6 +14334,7 @@
       <w:r>
         <w:rPr>
           <w:rStyle w:val="Extranjerismo"/>
+          <w:lang w:val="es-CO"/>
         </w:rPr>
         <w:t>Marketing</w:t>
       </w:r>
@@ -14334,7 +14344,6 @@
     </w:p>
     <w:p>
       <w:r>
-        <w:lastRenderedPageBreak/>
         <w:t xml:space="preserve">Scribd. (2020/11). Atención al cliente. </w:t>
       </w:r>
       <w:hyperlink r:id="rId36" w:history="1">
@@ -14375,7 +14384,6 @@
       </w:pPr>
       <w:bookmarkStart w:id="36" w:name="_Toc234421401"/>
       <w:r>
-        <w:lastRenderedPageBreak/>
         <w:t>C</w:t>
       </w:r>
       <w:r>
@@ -14485,13 +14493,15 @@
               <w:pStyle w:val="TextoTablas"/>
               <w:rPr>
                 <w:rFonts w:cs="Calibri"/>
-                <w:szCs w:val="24"/>
+                <w:sz w:val="28"/>
+                <w:szCs w:val="28"/>
               </w:rPr>
             </w:pPr>
             <w:r>
               <w:rPr>
                 <w:rFonts w:cs="Calibri"/>
-                <w:szCs w:val="24"/>
+                <w:sz w:val="28"/>
+                <w:szCs w:val="28"/>
               </w:rPr>
               <w:t>Claudia Johanna Gómez Pérez</w:t>
             </w:r>
@@ -14506,13 +14516,16 @@
               <w:pStyle w:val="TextoTablas"/>
               <w:rPr>
                 <w:rFonts w:cs="Calibri"/>
-                <w:szCs w:val="24"/>
+                <w:sz w:val="28"/>
+                <w:szCs w:val="28"/>
               </w:rPr>
             </w:pPr>
             <w:r>
               <w:rPr>
                 <w:rFonts w:eastAsiaTheme="minorEastAsia"/>
                 <w:color w:val="000000"/>
+                <w:sz w:val="28"/>
+                <w:szCs w:val="28"/>
               </w:rPr>
               <w:t xml:space="preserve">Responsable </w:t>
             </w:r>
@@ -14520,6 +14533,8 @@
               <w:rPr>
                 <w:rFonts w:eastAsiaTheme="minorEastAsia"/>
                 <w:color w:val="000000"/>
+                <w:sz w:val="28"/>
+                <w:szCs w:val="28"/>
               </w:rPr>
               <w:t xml:space="preserve">Nacional </w:t>
             </w:r>
@@ -14527,6 +14542,8 @@
               <w:rPr>
                 <w:rFonts w:eastAsiaTheme="minorEastAsia"/>
                 <w:color w:val="000000"/>
+                <w:sz w:val="28"/>
+                <w:szCs w:val="28"/>
               </w:rPr>
               <w:t>Ecosistema de Recursos Educativos Digitales</w:t>
             </w:r>
@@ -14534,15 +14551,10 @@
               <w:rPr>
                 <w:rFonts w:eastAsiaTheme="minorEastAsia"/>
                 <w:color w:val="000000"/>
-              </w:rPr>
-              <w:t xml:space="preserve"> (RED) - </w:t>
-            </w:r>
-            <w:r>
-              <w:rPr>
-                <w:rFonts w:eastAsiaTheme="minorEastAsia"/>
-                <w:color w:val="000000"/>
-              </w:rPr>
-              <w:t>Profesional 06</w:t>
+                <w:sz w:val="28"/>
+                <w:szCs w:val="28"/>
+              </w:rPr>
+              <w:t xml:space="preserve"> (RED) - Profesional 06</w:t>
             </w:r>
           </w:p>
         </w:tc>
@@ -14555,10 +14567,15 @@
               <w:pStyle w:val="TextoTablas"/>
               <w:rPr>
                 <w:rFonts w:cs="Calibri"/>
-                <w:szCs w:val="24"/>
+                <w:sz w:val="28"/>
+                <w:szCs w:val="28"/>
               </w:rPr>
             </w:pPr>
             <w:r>
+              <w:rPr>
+                <w:sz w:val="28"/>
+                <w:szCs w:val="28"/>
+              </w:rPr>
               <w:t>Centro Agroturístico - Regional Santander</w:t>
             </w:r>
           </w:p>
@@ -14574,13 +14591,15 @@
               <w:pStyle w:val="TextoTablas"/>
               <w:rPr>
                 <w:rFonts w:cs="Calibri"/>
-                <w:szCs w:val="24"/>
+                <w:sz w:val="28"/>
+                <w:szCs w:val="28"/>
               </w:rPr>
             </w:pPr>
             <w:r>
               <w:rPr>
                 <w:rFonts w:cs="Calibri"/>
-                <w:szCs w:val="24"/>
+                <w:sz w:val="28"/>
+                <w:szCs w:val="28"/>
               </w:rPr>
               <w:t>Miguel de Jesús Paredes Maestre</w:t>
             </w:r>
@@ -14595,29 +14614,17 @@
               <w:pStyle w:val="TextoTablas"/>
               <w:rPr>
                 <w:rFonts w:cs="Calibri"/>
-                <w:szCs w:val="24"/>
+                <w:sz w:val="28"/>
+                <w:szCs w:val="28"/>
               </w:rPr>
             </w:pPr>
             <w:r>
               <w:rPr>
                 <w:rFonts w:cs="Calibri"/>
-                <w:szCs w:val="24"/>
-              </w:rPr>
-              <w:t xml:space="preserve">Responsable de </w:t>
-            </w:r>
-            <w:r>
-              <w:rPr>
-                <w:rFonts w:cs="Calibri"/>
-                <w:szCs w:val="24"/>
-              </w:rPr>
-              <w:t xml:space="preserve">la </w:t>
-            </w:r>
-            <w:r>
-              <w:rPr>
-                <w:rFonts w:cs="Calibri"/>
-                <w:szCs w:val="24"/>
-              </w:rPr>
-              <w:t>línea de producción</w:t>
+                <w:sz w:val="28"/>
+                <w:szCs w:val="28"/>
+              </w:rPr>
+              <w:t>Responsable de la línea de producción</w:t>
             </w:r>
           </w:p>
         </w:tc>
@@ -14630,12 +14637,15 @@
               <w:pStyle w:val="TextoTablas"/>
               <w:rPr>
                 <w:rFonts w:cs="Calibri"/>
-                <w:szCs w:val="24"/>
+                <w:sz w:val="28"/>
+                <w:szCs w:val="28"/>
               </w:rPr>
             </w:pPr>
             <w:r>
               <w:rPr>
                 <w:rFonts w:eastAsiaTheme="minorEastAsia"/>
+                <w:sz w:val="28"/>
+                <w:szCs w:val="28"/>
               </w:rPr>
               <w:t>Centro de Comercio y Servicios – Regional Atlántico</w:t>
             </w:r>
@@ -14655,13 +14665,15 @@
               <w:pStyle w:val="TextoTablas"/>
               <w:rPr>
                 <w:rFonts w:cs="Calibri"/>
-                <w:szCs w:val="24"/>
+                <w:sz w:val="28"/>
+                <w:szCs w:val="28"/>
               </w:rPr>
             </w:pPr>
             <w:r>
               <w:rPr>
                 <w:rFonts w:cs="Calibri"/>
-                <w:szCs w:val="24"/>
+                <w:sz w:val="28"/>
+                <w:szCs w:val="28"/>
               </w:rPr>
               <w:t>Amparo Virginia Moreno Cantero</w:t>
             </w:r>
@@ -14676,34 +14688,39 @@
               <w:pStyle w:val="TextoTablas"/>
               <w:rPr>
                 <w:rFonts w:cs="Calibri"/>
-                <w:szCs w:val="24"/>
+                <w:sz w:val="28"/>
+                <w:szCs w:val="28"/>
               </w:rPr>
             </w:pPr>
             <w:r>
               <w:rPr>
                 <w:rFonts w:cs="Calibri"/>
-                <w:szCs w:val="24"/>
+                <w:sz w:val="28"/>
+                <w:szCs w:val="28"/>
               </w:rPr>
               <w:t>Expert</w:t>
             </w:r>
             <w:r>
               <w:rPr>
                 <w:rFonts w:cs="Calibri"/>
-                <w:szCs w:val="24"/>
+                <w:sz w:val="28"/>
+                <w:szCs w:val="28"/>
               </w:rPr>
               <w:t>a</w:t>
             </w:r>
             <w:r>
               <w:rPr>
                 <w:rFonts w:cs="Calibri"/>
-                <w:szCs w:val="24"/>
+                <w:sz w:val="28"/>
+                <w:szCs w:val="28"/>
               </w:rPr>
               <w:t xml:space="preserve"> temátic</w:t>
             </w:r>
             <w:r>
               <w:rPr>
                 <w:rFonts w:cs="Calibri"/>
-                <w:szCs w:val="24"/>
+                <w:sz w:val="28"/>
+                <w:szCs w:val="28"/>
               </w:rPr>
               <w:t>a</w:t>
             </w:r>
@@ -14718,20 +14735,23 @@
               <w:pStyle w:val="TextoTablas"/>
               <w:rPr>
                 <w:rFonts w:cs="Calibri"/>
-                <w:szCs w:val="24"/>
+                <w:sz w:val="28"/>
+                <w:szCs w:val="28"/>
               </w:rPr>
             </w:pPr>
             <w:r>
               <w:rPr>
                 <w:rFonts w:cs="Calibri"/>
-                <w:szCs w:val="24"/>
+                <w:sz w:val="28"/>
+                <w:szCs w:val="28"/>
               </w:rPr>
               <w:t>Centro de Servicios y Gestión Empresarial</w:t>
             </w:r>
             <w:r>
               <w:rPr>
                 <w:rFonts w:cs="Calibri"/>
-                <w:szCs w:val="24"/>
+                <w:sz w:val="28"/>
+                <w:szCs w:val="28"/>
               </w:rPr>
               <w:t xml:space="preserve"> – Regional Antioquia</w:t>
             </w:r>
@@ -14748,13 +14768,15 @@
               <w:pStyle w:val="TextoTablas"/>
               <w:rPr>
                 <w:rFonts w:cs="Calibri"/>
-                <w:szCs w:val="24"/>
+                <w:sz w:val="28"/>
+                <w:szCs w:val="28"/>
               </w:rPr>
             </w:pPr>
             <w:r>
               <w:rPr>
                 <w:rFonts w:cs="Calibri"/>
-                <w:szCs w:val="24"/>
+                <w:sz w:val="28"/>
+                <w:szCs w:val="28"/>
               </w:rPr>
               <w:t>Harbey Castelblanco</w:t>
             </w:r>
@@ -14769,13 +14791,15 @@
               <w:pStyle w:val="TextoTablas"/>
               <w:rPr>
                 <w:rFonts w:cs="Calibri"/>
-                <w:szCs w:val="24"/>
+                <w:sz w:val="28"/>
+                <w:szCs w:val="28"/>
               </w:rPr>
             </w:pPr>
             <w:r>
               <w:rPr>
                 <w:rFonts w:cs="Calibri"/>
-                <w:szCs w:val="24"/>
+                <w:sz w:val="28"/>
+                <w:szCs w:val="28"/>
               </w:rPr>
               <w:t>Experto temático</w:t>
             </w:r>
@@ -14790,13 +14814,15 @@
               <w:pStyle w:val="TextoTablas"/>
               <w:rPr>
                 <w:rFonts w:cs="Calibri"/>
-                <w:szCs w:val="24"/>
+                <w:sz w:val="28"/>
+                <w:szCs w:val="28"/>
               </w:rPr>
             </w:pPr>
             <w:r>
               <w:rPr>
                 <w:rFonts w:cs="Calibri"/>
-                <w:szCs w:val="24"/>
+                <w:sz w:val="28"/>
+                <w:szCs w:val="28"/>
               </w:rPr>
               <w:t>Centro Colombo Alemán - Regional Atlántico</w:t>
             </w:r>
@@ -14816,13 +14842,15 @@
               <w:pStyle w:val="TextoTablas"/>
               <w:rPr>
                 <w:rFonts w:cs="Calibri"/>
-                <w:szCs w:val="24"/>
+                <w:sz w:val="28"/>
+                <w:szCs w:val="28"/>
               </w:rPr>
             </w:pPr>
             <w:r>
               <w:rPr>
                 <w:rFonts w:cs="Calibri"/>
-                <w:szCs w:val="24"/>
+                <w:sz w:val="28"/>
+                <w:szCs w:val="28"/>
               </w:rPr>
               <w:t>María Fernanda Morales Angulo</w:t>
             </w:r>
@@ -14837,13 +14865,15 @@
               <w:pStyle w:val="TextoTablas"/>
               <w:rPr>
                 <w:rFonts w:cs="Calibri"/>
-                <w:szCs w:val="24"/>
+                <w:sz w:val="28"/>
+                <w:szCs w:val="28"/>
               </w:rPr>
             </w:pPr>
             <w:r>
               <w:rPr>
                 <w:rFonts w:cs="Calibri"/>
-                <w:szCs w:val="24"/>
+                <w:sz w:val="28"/>
+                <w:szCs w:val="28"/>
               </w:rPr>
               <w:t>Evaluador Instruccional</w:t>
             </w:r>
@@ -14858,12 +14888,15 @@
               <w:pStyle w:val="TextoTablas"/>
               <w:rPr>
                 <w:rFonts w:cs="Calibri"/>
-                <w:szCs w:val="24"/>
+                <w:sz w:val="28"/>
+                <w:szCs w:val="28"/>
               </w:rPr>
             </w:pPr>
             <w:r>
               <w:rPr>
                 <w:rFonts w:eastAsiaTheme="minorEastAsia"/>
+                <w:sz w:val="28"/>
+                <w:szCs w:val="28"/>
               </w:rPr>
               <w:t>Centro de Comercio y Servicios – Regional Atlántico</w:t>
             </w:r>
@@ -14880,12 +14913,14 @@
               <w:pStyle w:val="TextoTablas"/>
               <w:rPr>
                 <w:rFonts w:cs="Calibri"/>
-                <w:szCs w:val="24"/>
+                <w:sz w:val="28"/>
+                <w:szCs w:val="28"/>
               </w:rPr>
             </w:pPr>
             <w:r>
               <w:rPr>
                 <w:rFonts w:asciiTheme="minorHAnsi" w:hAnsiTheme="minorHAnsi" w:cstheme="minorHAnsi"/>
+                <w:sz w:val="28"/>
                 <w:szCs w:val="28"/>
               </w:rPr>
               <w:t>Carmen Alicia Martínez Torres</w:t>
@@ -14901,12 +14936,14 @@
               <w:pStyle w:val="TextoTablas"/>
               <w:rPr>
                 <w:rFonts w:cs="Calibri"/>
-                <w:szCs w:val="24"/>
+                <w:sz w:val="28"/>
+                <w:szCs w:val="28"/>
               </w:rPr>
             </w:pPr>
             <w:r>
               <w:rPr>
                 <w:rFonts w:asciiTheme="minorHAnsi" w:hAnsiTheme="minorHAnsi" w:cstheme="minorHAnsi"/>
+                <w:sz w:val="28"/>
                 <w:szCs w:val="28"/>
               </w:rPr>
               <w:t>Diseño web</w:t>
@@ -14922,12 +14959,15 @@
               <w:pStyle w:val="TextoTablas"/>
               <w:rPr>
                 <w:rFonts w:cs="Calibri"/>
-                <w:szCs w:val="24"/>
+                <w:sz w:val="28"/>
+                <w:szCs w:val="28"/>
               </w:rPr>
             </w:pPr>
             <w:r>
               <w:rPr>
                 <w:rFonts w:eastAsiaTheme="minorEastAsia"/>
+                <w:sz w:val="28"/>
+                <w:szCs w:val="28"/>
               </w:rPr>
               <w:t>Centro de Comercio y Servicios – Regional Atlántico</w:t>
             </w:r>
@@ -14947,29 +14987,18 @@
               <w:pStyle w:val="TextoTablas"/>
               <w:rPr>
                 <w:rFonts w:cs="Calibri"/>
-                <w:szCs w:val="24"/>
+                <w:sz w:val="28"/>
+                <w:szCs w:val="28"/>
               </w:rPr>
             </w:pPr>
             <w:r>
               <w:rPr>
                 <w:rFonts w:eastAsiaTheme="minorEastAsia"/>
                 <w:color w:val="000000"/>
-              </w:rPr>
-              <w:t>Álvaro Guillermo</w:t>
-            </w:r>
-            <w:r>
-              <w:rPr>
-                <w:rFonts w:eastAsiaTheme="minorEastAsia"/>
-                <w:color w:val="000000"/>
-              </w:rPr>
-              <w:t xml:space="preserve"> </w:t>
-            </w:r>
-            <w:r>
-              <w:rPr>
-                <w:rFonts w:eastAsiaTheme="minorEastAsia"/>
-                <w:color w:val="000000"/>
-              </w:rPr>
-              <w:t>Araújo Angarita</w:t>
+                <w:sz w:val="28"/>
+                <w:szCs w:val="28"/>
+              </w:rPr>
+              <w:t>Álvaro Guillermo Araújo Angarita</w:t>
             </w:r>
           </w:p>
         </w:tc>
@@ -14982,12 +15011,14 @@
               <w:pStyle w:val="TextoTablas"/>
               <w:rPr>
                 <w:rFonts w:cs="Calibri"/>
-                <w:szCs w:val="24"/>
+                <w:sz w:val="28"/>
+                <w:szCs w:val="28"/>
               </w:rPr>
             </w:pPr>
             <w:r>
               <w:rPr>
                 <w:rFonts w:asciiTheme="minorHAnsi" w:hAnsiTheme="minorHAnsi" w:cstheme="minorHAnsi"/>
+                <w:sz w:val="28"/>
                 <w:szCs w:val="28"/>
               </w:rPr>
               <w:t xml:space="preserve">Desarrollo </w:t>
@@ -14996,6 +15027,7 @@
               <w:rPr>
                 <w:rStyle w:val="Extranjerismo"/>
                 <w:rFonts w:asciiTheme="minorHAnsi" w:hAnsiTheme="minorHAnsi" w:cstheme="minorHAnsi"/>
+                <w:sz w:val="28"/>
                 <w:szCs w:val="28"/>
               </w:rPr>
               <w:t>full stack</w:t>
@@ -15011,12 +15043,15 @@
               <w:pStyle w:val="TextoTablas"/>
               <w:rPr>
                 <w:rFonts w:cs="Calibri"/>
-                <w:szCs w:val="24"/>
+                <w:sz w:val="28"/>
+                <w:szCs w:val="28"/>
               </w:rPr>
             </w:pPr>
             <w:r>
               <w:rPr>
                 <w:rFonts w:eastAsiaTheme="minorEastAsia"/>
+                <w:sz w:val="28"/>
+                <w:szCs w:val="28"/>
               </w:rPr>
               <w:t>Centro de Comercio y Servicios – Regional Atlántico</w:t>
             </w:r>
@@ -15033,12 +15068,14 @@
               <w:pStyle w:val="TextoTablas"/>
               <w:rPr>
                 <w:rFonts w:cs="Calibri"/>
-                <w:szCs w:val="24"/>
+                <w:sz w:val="28"/>
+                <w:szCs w:val="28"/>
               </w:rPr>
             </w:pPr>
             <w:r>
               <w:rPr>
                 <w:rFonts w:asciiTheme="minorHAnsi" w:hAnsiTheme="minorHAnsi" w:cstheme="minorHAnsi"/>
+                <w:sz w:val="28"/>
                 <w:szCs w:val="28"/>
               </w:rPr>
               <w:t>Nelson Iván Vera Briceño</w:t>
@@ -15054,12 +15091,14 @@
               <w:pStyle w:val="TextoTablas"/>
               <w:rPr>
                 <w:rFonts w:asciiTheme="minorHAnsi" w:hAnsiTheme="minorHAnsi" w:cstheme="minorHAnsi"/>
+                <w:sz w:val="28"/>
                 <w:szCs w:val="28"/>
               </w:rPr>
             </w:pPr>
             <w:r>
               <w:rPr>
                 <w:rFonts w:asciiTheme="minorHAnsi" w:hAnsiTheme="minorHAnsi" w:cstheme="minorHAnsi"/>
+                <w:sz w:val="28"/>
                 <w:szCs w:val="28"/>
               </w:rPr>
               <w:t>Animador y productor audiovisual</w:t>
@@ -15075,12 +15114,15 @@
               <w:pStyle w:val="TextoTablas"/>
               <w:rPr>
                 <w:rFonts w:asciiTheme="minorHAnsi" w:hAnsiTheme="minorHAnsi" w:cstheme="minorHAnsi"/>
+                <w:sz w:val="28"/>
                 <w:szCs w:val="28"/>
               </w:rPr>
             </w:pPr>
             <w:r>
               <w:rPr>
                 <w:rFonts w:eastAsiaTheme="minorEastAsia"/>
+                <w:sz w:val="28"/>
+                <w:szCs w:val="28"/>
               </w:rPr>
               <w:t>Centro de Comercio y Servicios – Regional Atlántico</w:t>
             </w:r>
@@ -15100,13 +15142,15 @@
               <w:pStyle w:val="TextoTablas"/>
               <w:rPr>
                 <w:rFonts w:asciiTheme="minorHAnsi" w:hAnsiTheme="minorHAnsi" w:cstheme="minorHAnsi"/>
+                <w:sz w:val="28"/>
                 <w:szCs w:val="28"/>
               </w:rPr>
             </w:pPr>
             <w:r>
               <w:rPr>
                 <w:rFonts w:cs="Calibri"/>
-                <w:szCs w:val="24"/>
+                <w:sz w:val="28"/>
+                <w:szCs w:val="28"/>
               </w:rPr>
               <w:t>Luz Karime Amaya Cabra</w:t>
             </w:r>
@@ -15121,12 +15165,15 @@
               <w:pStyle w:val="TextoTablas"/>
               <w:rPr>
                 <w:rFonts w:asciiTheme="minorHAnsi" w:hAnsiTheme="minorHAnsi" w:cstheme="minorHAnsi"/>
+                <w:sz w:val="28"/>
                 <w:szCs w:val="28"/>
               </w:rPr>
             </w:pPr>
             <w:r>
               <w:rPr>
                 <w:rFonts w:cs="Calibri"/>
+                <w:sz w:val="28"/>
+                <w:szCs w:val="28"/>
               </w:rPr>
               <w:t>Evaluador de contenidos inclusivos y accesibles </w:t>
             </w:r>
@@ -15141,12 +15188,15 @@
               <w:pStyle w:val="TextoTablas"/>
               <w:rPr>
                 <w:rFonts w:asciiTheme="minorHAnsi" w:hAnsiTheme="minorHAnsi" w:cstheme="minorHAnsi"/>
+                <w:sz w:val="28"/>
                 <w:szCs w:val="28"/>
               </w:rPr>
             </w:pPr>
             <w:r>
               <w:rPr>
                 <w:rFonts w:eastAsiaTheme="minorEastAsia"/>
+                <w:sz w:val="28"/>
+                <w:szCs w:val="28"/>
               </w:rPr>
               <w:t>Centro de Comercio y Servicios – Regional Atlántico</w:t>
             </w:r>
@@ -15164,12 +15214,16 @@
               <w:rPr>
                 <w:rFonts w:eastAsiaTheme="minorEastAsia"/>
                 <w:color w:val="000000"/>
+                <w:sz w:val="28"/>
+                <w:szCs w:val="28"/>
               </w:rPr>
             </w:pPr>
             <w:r>
               <w:rPr>
                 <w:rFonts w:eastAsiaTheme="minorEastAsia"/>
                 <w:color w:val="000000"/>
+                <w:sz w:val="28"/>
+                <w:szCs w:val="28"/>
               </w:rPr>
               <w:t>Laura Daniela Burgos Rueda</w:t>
             </w:r>
@@ -15184,11 +15238,15 @@
               <w:pStyle w:val="TextoTablas"/>
               <w:rPr>
                 <w:rFonts w:cs="Calibri"/>
+                <w:sz w:val="28"/>
+                <w:szCs w:val="28"/>
               </w:rPr>
             </w:pPr>
             <w:r>
               <w:rPr>
                 <w:rFonts w:cs="Calibri"/>
+                <w:sz w:val="28"/>
+                <w:szCs w:val="28"/>
               </w:rPr>
               <w:t>Evaluador de contenidos inclusivos y accesibles </w:t>
             </w:r>
@@ -15203,11 +15261,15 @@
               <w:pStyle w:val="TextoTablas"/>
               <w:rPr>
                 <w:rFonts w:eastAsiaTheme="minorEastAsia"/>
+                <w:sz w:val="28"/>
+                <w:szCs w:val="28"/>
               </w:rPr>
             </w:pPr>
             <w:r>
               <w:rPr>
                 <w:rFonts w:eastAsiaTheme="minorEastAsia"/>
+                <w:sz w:val="28"/>
+                <w:szCs w:val="28"/>
               </w:rPr>
               <w:t>Centro de Comercio y Servicios – Regional Atlántico</w:t>
             </w:r>
@@ -15227,13 +15289,16 @@
               <w:pStyle w:val="TextoTablas"/>
               <w:rPr>
                 <w:rFonts w:cs="Calibri"/>
-                <w:szCs w:val="24"/>
+                <w:sz w:val="28"/>
+                <w:szCs w:val="28"/>
               </w:rPr>
             </w:pPr>
             <w:r>
               <w:rPr>
                 <w:rFonts w:eastAsiaTheme="minorEastAsia"/>
                 <w:color w:val="000000"/>
+                <w:sz w:val="28"/>
+                <w:szCs w:val="28"/>
               </w:rPr>
               <w:t>Jonathan Adié Villafañe</w:t>
             </w:r>
@@ -15248,13 +15313,15 @@
               <w:pStyle w:val="TextoTablas"/>
               <w:rPr>
                 <w:rFonts w:cs="Calibri"/>
-                <w:szCs w:val="24"/>
+                <w:sz w:val="28"/>
+                <w:szCs w:val="28"/>
               </w:rPr>
             </w:pPr>
             <w:r>
               <w:rPr>
                 <w:rFonts w:cs="Calibri"/>
-                <w:szCs w:val="24"/>
+                <w:sz w:val="28"/>
+                <w:szCs w:val="28"/>
               </w:rPr>
               <w:t>Validador y vinculador de recursos digitales</w:t>
             </w:r>
@@ -15269,12 +15336,15 @@
               <w:pStyle w:val="TextoTablas"/>
               <w:rPr>
                 <w:rFonts w:cs="Calibri"/>
-                <w:szCs w:val="24"/>
+                <w:sz w:val="28"/>
+                <w:szCs w:val="28"/>
               </w:rPr>
             </w:pPr>
             <w:r>
               <w:rPr>
                 <w:rFonts w:eastAsiaTheme="minorEastAsia"/>
+                <w:sz w:val="28"/>
+                <w:szCs w:val="28"/>
               </w:rPr>
               <w:t>Centro de Comercio y Servicios – Regional Atlántico</w:t>
             </w:r>
@@ -15291,13 +15361,16 @@
               <w:pStyle w:val="TextoTablas"/>
               <w:rPr>
                 <w:rFonts w:cs="Calibri"/>
-                <w:szCs w:val="24"/>
+                <w:sz w:val="28"/>
+                <w:szCs w:val="28"/>
               </w:rPr>
             </w:pPr>
             <w:r>
               <w:rPr>
                 <w:rFonts w:eastAsiaTheme="minorEastAsia"/>
                 <w:color w:val="000000"/>
+                <w:sz w:val="28"/>
+                <w:szCs w:val="28"/>
               </w:rPr>
               <w:t>Karine Isabel Ospino Fritz</w:t>
             </w:r>
@@ -15312,13 +15385,15 @@
               <w:pStyle w:val="TextoTablas"/>
               <w:rPr>
                 <w:rFonts w:cs="Calibri"/>
-                <w:szCs w:val="24"/>
+                <w:sz w:val="28"/>
+                <w:szCs w:val="28"/>
               </w:rPr>
             </w:pPr>
             <w:r>
               <w:rPr>
                 <w:rFonts w:cs="Calibri"/>
-                <w:szCs w:val="24"/>
+                <w:sz w:val="28"/>
+                <w:szCs w:val="28"/>
               </w:rPr>
               <w:t>Validador y vinculador de recursos digitales</w:t>
             </w:r>
@@ -15333,12 +15408,15 @@
               <w:pStyle w:val="TextoTablas"/>
               <w:rPr>
                 <w:rFonts w:cs="Calibri"/>
-                <w:szCs w:val="24"/>
+                <w:sz w:val="28"/>
+                <w:szCs w:val="28"/>
               </w:rPr>
             </w:pPr>
             <w:r>
               <w:rPr>
                 <w:rFonts w:eastAsiaTheme="minorEastAsia"/>
+                <w:sz w:val="28"/>
+                <w:szCs w:val="28"/>
               </w:rPr>
               <w:t>Centro de Comercio y Servicios – Regional Atlántico</w:t>
             </w:r>
@@ -15493,13 +15571,13 @@
                 </wp:anchor>
               </w:drawing>
             </mc:Choice>
-            <mc:Fallback>
+            <mc:Fallback xmlns:oel="http://schemas.microsoft.com/office/2019/extlst" xmlns:w16du="http://schemas.microsoft.com/office/word/2023/wordml/word16du" xmlns:w16sdtfl="http://schemas.microsoft.com/office/word/2024/wordml/sdtformatlock">
               <w:pict>
                 <v:shapetype w14:anchorId="797C42AF" id="_x0000_t202" coordsize="21600,21600" o:spt="202" path="m,l,21600r21600,l21600,xe">
                   <v:stroke joinstyle="miter"/>
                   <v:path gradientshapeok="t" o:connecttype="rect"/>
                 </v:shapetype>
-                <v:shape id="_x0000_s1027" type="#_x0000_t202" alt="&quot;&quot;" style="position:absolute;left:0;text-align:left;margin-left:16.1pt;margin-top:.65pt;width:455.15pt;height:41.4pt;z-index:251661312;visibility:visible;mso-wrap-style:square;mso-width-percent:0;mso-height-percent:0;mso-wrap-distance-left:9pt;mso-wrap-distance-top:3.6pt;mso-wrap-distance-right:9pt;mso-wrap-distance-bottom:3.6pt;mso-position-horizontal:absolute;mso-position-horizontal-relative:text;mso-position-vertical:absolute;mso-position-vertical-relative:text;mso-width-percent:0;mso-height-percent:0;mso-width-relative:margin;mso-height-relative:margin;v-text-anchor:top" o:gfxdata="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" stroked="f">
+                <v:shape id="_x0000_s1027" type="#_x0000_t202" alt="&quot;&quot;" style="position:absolute;left:0;text-align:left;margin-left:16.1pt;margin-top:.65pt;width:455.15pt;height:41.4pt;z-index:251661312;visibility:visible;mso-wrap-style:square;mso-width-percent:0;mso-height-percent:0;mso-wrap-distance-left:9pt;mso-wrap-distance-top:3.6pt;mso-wrap-distance-right:9pt;mso-wrap-distance-bottom:3.6pt;mso-position-horizontal:absolute;mso-position-horizontal-relative:text;mso-position-vertical:absolute;mso-position-vertical-relative:text;mso-width-percent:0;mso-height-percent:0;mso-width-relative:margin;mso-height-relative:margin;v-text-anchor:top" o:gfxdata="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" stroked="f">
                   <v:textbox>
                     <w:txbxContent>
                       <w:p>
@@ -15795,6 +15873,119 @@
     </w:lvl>
   </w:abstractNum>
   <w:abstractNum w:abstractNumId="2" w15:restartNumberingAfterBreak="0">
+    <w:nsid w:val="0CB9481E"/>
+    <w:multiLevelType w:val="hybridMultilevel"/>
+    <w:tmpl w:val="E456488E"/>
+    <w:lvl w:ilvl="0" w:tplc="04090001">
+      <w:start w:val="1"/>
+      <w:numFmt w:val="bullet"/>
+      <w:lvlText w:val=""/>
+      <w:lvlJc w:val="left"/>
+      <w:pPr>
+        <w:ind w:left="1069" w:hanging="360"/>
+      </w:pPr>
+      <w:rPr>
+        <w:rFonts w:ascii="Symbol" w:hAnsi="Symbol" w:hint="default"/>
+      </w:rPr>
+    </w:lvl>
+    <w:lvl w:ilvl="1" w:tplc="04090003">
+      <w:start w:val="1"/>
+      <w:numFmt w:val="bullet"/>
+      <w:lvlText w:val="o"/>
+      <w:lvlJc w:val="left"/>
+      <w:pPr>
+        <w:ind w:left="1789" w:hanging="360"/>
+      </w:pPr>
+      <w:rPr>
+        <w:rFonts w:ascii="Courier New" w:hAnsi="Courier New" w:cs="Courier New" w:hint="default"/>
+      </w:rPr>
+    </w:lvl>
+    <w:lvl w:ilvl="2" w:tplc="04090005" w:tentative="1">
+      <w:start w:val="1"/>
+      <w:numFmt w:val="bullet"/>
+      <w:lvlText w:val=""/>
+      <w:lvlJc w:val="left"/>
+      <w:pPr>
+        <w:ind w:left="2509" w:hanging="360"/>
+      </w:pPr>
+      <w:rPr>
+        <w:rFonts w:ascii="Wingdings" w:hAnsi="Wingdings" w:hint="default"/>
+      </w:rPr>
+    </w:lvl>
+    <w:lvl w:ilvl="3" w:tplc="04090001" w:tentative="1">
+      <w:start w:val="1"/>
+      <w:numFmt w:val="bullet"/>
+      <w:lvlText w:val=""/>
+      <w:lvlJc w:val="left"/>
+      <w:pPr>
+        <w:ind w:left="3229" w:hanging="360"/>
+      </w:pPr>
+      <w:rPr>
+        <w:rFonts w:ascii="Symbol" w:hAnsi="Symbol" w:hint="default"/>
+      </w:rPr>
+    </w:lvl>
+    <w:lvl w:ilvl="4" w:tplc="04090003" w:tentative="1">
+      <w:start w:val="1"/>
+      <w:numFmt w:val="bullet"/>
+      <w:lvlText w:val="o"/>
+      <w:lvlJc w:val="left"/>
+      <w:pPr>
+        <w:ind w:left="3949" w:hanging="360"/>
+      </w:pPr>
+      <w:rPr>
+        <w:rFonts w:ascii="Courier New" w:hAnsi="Courier New" w:cs="Courier New" w:hint="default"/>
+      </w:rPr>
+    </w:lvl>
+    <w:lvl w:ilvl="5" w:tplc="04090005" w:tentative="1">
+      <w:start w:val="1"/>
+      <w:numFmt w:val="bullet"/>
+      <w:lvlText w:val=""/>
+      <w:lvlJc w:val="left"/>
+      <w:pPr>
+        <w:ind w:left="4669" w:hanging="360"/>
+      </w:pPr>
+      <w:rPr>
+        <w:rFonts w:ascii="Wingdings" w:hAnsi="Wingdings" w:hint="default"/>
+      </w:rPr>
+    </w:lvl>
+    <w:lvl w:ilvl="6" w:tplc="04090001" w:tentative="1">
+      <w:start w:val="1"/>
+      <w:numFmt w:val="bullet"/>
+      <w:lvlText w:val=""/>
+      <w:lvlJc w:val="left"/>
+      <w:pPr>
+        <w:ind w:left="5389" w:hanging="360"/>
+      </w:pPr>
+      <w:rPr>
+        <w:rFonts w:ascii="Symbol" w:hAnsi="Symbol" w:hint="default"/>
+      </w:rPr>
+    </w:lvl>
+    <w:lvl w:ilvl="7" w:tplc="04090003" w:tentative="1">
+      <w:start w:val="1"/>
+      <w:numFmt w:val="bullet"/>
+      <w:lvlText w:val="o"/>
+      <w:lvlJc w:val="left"/>
+      <w:pPr>
+        <w:ind w:left="6109" w:hanging="360"/>
+      </w:pPr>
+      <w:rPr>
+        <w:rFonts w:ascii="Courier New" w:hAnsi="Courier New" w:cs="Courier New" w:hint="default"/>
+      </w:rPr>
+    </w:lvl>
+    <w:lvl w:ilvl="8" w:tplc="04090005" w:tentative="1">
+      <w:start w:val="1"/>
+      <w:numFmt w:val="bullet"/>
+      <w:lvlText w:val=""/>
+      <w:lvlJc w:val="left"/>
+      <w:pPr>
+        <w:ind w:left="6829" w:hanging="360"/>
+      </w:pPr>
+      <w:rPr>
+        <w:rFonts w:ascii="Wingdings" w:hAnsi="Wingdings" w:hint="default"/>
+      </w:rPr>
+    </w:lvl>
+  </w:abstractNum>
+  <w:abstractNum w:abstractNumId="3" w15:restartNumberingAfterBreak="0">
     <w:nsid w:val="129D4CE0"/>
     <w:multiLevelType w:val="hybridMultilevel"/>
     <w:tmpl w:val="F10864D2"/>
@@ -15907,7 +16098,7 @@
       </w:rPr>
     </w:lvl>
   </w:abstractNum>
-  <w:abstractNum w:abstractNumId="3" w15:restartNumberingAfterBreak="0">
+  <w:abstractNum w:abstractNumId="4" w15:restartNumberingAfterBreak="0">
     <w:nsid w:val="151A3B1D"/>
     <w:multiLevelType w:val="hybridMultilevel"/>
     <w:tmpl w:val="F2D458D6"/>
@@ -16020,7 +16211,7 @@
       </w:rPr>
     </w:lvl>
   </w:abstractNum>
-  <w:abstractNum w:abstractNumId="4" w15:restartNumberingAfterBreak="0">
+  <w:abstractNum w:abstractNumId="5" w15:restartNumberingAfterBreak="0">
     <w:nsid w:val="16AA1E09"/>
     <w:multiLevelType w:val="hybridMultilevel"/>
     <w:tmpl w:val="D9B0E924"/>
@@ -16133,7 +16324,7 @@
       </w:rPr>
     </w:lvl>
   </w:abstractNum>
-  <w:abstractNum w:abstractNumId="5" w15:restartNumberingAfterBreak="0">
+  <w:abstractNum w:abstractNumId="6" w15:restartNumberingAfterBreak="0">
     <w:nsid w:val="24E8103C"/>
     <w:multiLevelType w:val="hybridMultilevel"/>
     <w:tmpl w:val="EB361814"/>
@@ -16246,7 +16437,7 @@
       </w:rPr>
     </w:lvl>
   </w:abstractNum>
-  <w:abstractNum w:abstractNumId="6" w15:restartNumberingAfterBreak="0">
+  <w:abstractNum w:abstractNumId="7" w15:restartNumberingAfterBreak="0">
     <w:nsid w:val="27412B07"/>
     <w:multiLevelType w:val="hybridMultilevel"/>
     <w:tmpl w:val="C12AF874"/>
@@ -16336,7 +16527,7 @@
       </w:pPr>
     </w:lvl>
   </w:abstractNum>
-  <w:abstractNum w:abstractNumId="7" w15:restartNumberingAfterBreak="0">
+  <w:abstractNum w:abstractNumId="8" w15:restartNumberingAfterBreak="0">
     <w:nsid w:val="2DE85449"/>
     <w:multiLevelType w:val="hybridMultilevel"/>
     <w:tmpl w:val="92486468"/>
@@ -16449,7 +16640,7 @@
       </w:rPr>
     </w:lvl>
   </w:abstractNum>
-  <w:abstractNum w:abstractNumId="8" w15:restartNumberingAfterBreak="0">
+  <w:abstractNum w:abstractNumId="9" w15:restartNumberingAfterBreak="0">
     <w:nsid w:val="310839CF"/>
     <w:multiLevelType w:val="hybridMultilevel"/>
     <w:tmpl w:val="9DB22C88"/>
@@ -16535,7 +16726,7 @@
       </w:pPr>
     </w:lvl>
   </w:abstractNum>
-  <w:abstractNum w:abstractNumId="9" w15:restartNumberingAfterBreak="0">
+  <w:abstractNum w:abstractNumId="10" w15:restartNumberingAfterBreak="0">
     <w:nsid w:val="359857FB"/>
     <w:multiLevelType w:val="hybridMultilevel"/>
     <w:tmpl w:val="FBAC9DEA"/>
@@ -16648,7 +16839,7 @@
       </w:rPr>
     </w:lvl>
   </w:abstractNum>
-  <w:abstractNum w:abstractNumId="10" w15:restartNumberingAfterBreak="0">
+  <w:abstractNum w:abstractNumId="11" w15:restartNumberingAfterBreak="0">
     <w:nsid w:val="368E176E"/>
     <w:multiLevelType w:val="hybridMultilevel"/>
     <w:tmpl w:val="BDF054FE"/>
@@ -16742,7 +16933,7 @@
       </w:pPr>
     </w:lvl>
   </w:abstractNum>
-  <w:abstractNum w:abstractNumId="11" w15:restartNumberingAfterBreak="0">
+  <w:abstractNum w:abstractNumId="12" w15:restartNumberingAfterBreak="0">
     <w:nsid w:val="39DA17B2"/>
     <w:multiLevelType w:val="hybridMultilevel"/>
     <w:tmpl w:val="8AFA2EC6"/>
@@ -16855,7 +17046,7 @@
       </w:rPr>
     </w:lvl>
   </w:abstractNum>
-  <w:abstractNum w:abstractNumId="12" w15:restartNumberingAfterBreak="0">
+  <w:abstractNum w:abstractNumId="13" w15:restartNumberingAfterBreak="0">
     <w:nsid w:val="39DE3B81"/>
     <w:multiLevelType w:val="hybridMultilevel"/>
     <w:tmpl w:val="8BFCE564"/>
@@ -16968,7 +17159,7 @@
       </w:rPr>
     </w:lvl>
   </w:abstractNum>
-  <w:abstractNum w:abstractNumId="13" w15:restartNumberingAfterBreak="0">
+  <w:abstractNum w:abstractNumId="14" w15:restartNumberingAfterBreak="0">
     <w:nsid w:val="480772D8"/>
     <w:multiLevelType w:val="hybridMultilevel"/>
     <w:tmpl w:val="1234A142"/>
@@ -17081,7 +17272,7 @@
       </w:rPr>
     </w:lvl>
   </w:abstractNum>
-  <w:abstractNum w:abstractNumId="14" w15:restartNumberingAfterBreak="0">
+  <w:abstractNum w:abstractNumId="15" w15:restartNumberingAfterBreak="0">
     <w:nsid w:val="4A76488A"/>
     <w:multiLevelType w:val="hybridMultilevel"/>
     <w:tmpl w:val="1778D3B2"/>
@@ -17194,7 +17385,7 @@
       </w:rPr>
     </w:lvl>
   </w:abstractNum>
-  <w:abstractNum w:abstractNumId="15" w15:restartNumberingAfterBreak="0">
+  <w:abstractNum w:abstractNumId="16" w15:restartNumberingAfterBreak="0">
     <w:nsid w:val="4EBE1EF6"/>
     <w:multiLevelType w:val="hybridMultilevel"/>
     <w:tmpl w:val="F6A60586"/>
@@ -17287,7 +17478,7 @@
       </w:pPr>
     </w:lvl>
   </w:abstractNum>
-  <w:abstractNum w:abstractNumId="16" w15:restartNumberingAfterBreak="0">
+  <w:abstractNum w:abstractNumId="17" w15:restartNumberingAfterBreak="0">
     <w:nsid w:val="5537765D"/>
     <w:multiLevelType w:val="hybridMultilevel"/>
     <w:tmpl w:val="393E850C"/>
@@ -17400,7 +17591,120 @@
       </w:rPr>
     </w:lvl>
   </w:abstractNum>
-  <w:abstractNum w:abstractNumId="17" w15:restartNumberingAfterBreak="0">
+  <w:abstractNum w:abstractNumId="18" w15:restartNumberingAfterBreak="0">
+    <w:nsid w:val="56043163"/>
+    <w:multiLevelType w:val="hybridMultilevel"/>
+    <w:tmpl w:val="D788FEBA"/>
+    <w:lvl w:ilvl="0" w:tplc="04090001">
+      <w:start w:val="1"/>
+      <w:numFmt w:val="bullet"/>
+      <w:lvlText w:val=""/>
+      <w:lvlJc w:val="left"/>
+      <w:pPr>
+        <w:ind w:left="1069" w:hanging="360"/>
+      </w:pPr>
+      <w:rPr>
+        <w:rFonts w:ascii="Symbol" w:hAnsi="Symbol" w:hint="default"/>
+      </w:rPr>
+    </w:lvl>
+    <w:lvl w:ilvl="1" w:tplc="04090003" w:tentative="1">
+      <w:start w:val="1"/>
+      <w:numFmt w:val="bullet"/>
+      <w:lvlText w:val="o"/>
+      <w:lvlJc w:val="left"/>
+      <w:pPr>
+        <w:ind w:left="1789" w:hanging="360"/>
+      </w:pPr>
+      <w:rPr>
+        <w:rFonts w:ascii="Courier New" w:hAnsi="Courier New" w:cs="Courier New" w:hint="default"/>
+      </w:rPr>
+    </w:lvl>
+    <w:lvl w:ilvl="2" w:tplc="04090005" w:tentative="1">
+      <w:start w:val="1"/>
+      <w:numFmt w:val="bullet"/>
+      <w:lvlText w:val=""/>
+      <w:lvlJc w:val="left"/>
+      <w:pPr>
+        <w:ind w:left="2509" w:hanging="360"/>
+      </w:pPr>
+      <w:rPr>
+        <w:rFonts w:ascii="Wingdings" w:hAnsi="Wingdings" w:hint="default"/>
+      </w:rPr>
+    </w:lvl>
+    <w:lvl w:ilvl="3" w:tplc="04090001" w:tentative="1">
+      <w:start w:val="1"/>
+      <w:numFmt w:val="bullet"/>
+      <w:lvlText w:val=""/>
+      <w:lvlJc w:val="left"/>
+      <w:pPr>
+        <w:ind w:left="3229" w:hanging="360"/>
+      </w:pPr>
+      <w:rPr>
+        <w:rFonts w:ascii="Symbol" w:hAnsi="Symbol" w:hint="default"/>
+      </w:rPr>
+    </w:lvl>
+    <w:lvl w:ilvl="4" w:tplc="04090003" w:tentative="1">
+      <w:start w:val="1"/>
+      <w:numFmt w:val="bullet"/>
+      <w:lvlText w:val="o"/>
+      <w:lvlJc w:val="left"/>
+      <w:pPr>
+        <w:ind w:left="3949" w:hanging="360"/>
+      </w:pPr>
+      <w:rPr>
+        <w:rFonts w:ascii="Courier New" w:hAnsi="Courier New" w:cs="Courier New" w:hint="default"/>
+      </w:rPr>
+    </w:lvl>
+    <w:lvl w:ilvl="5" w:tplc="04090005" w:tentative="1">
+      <w:start w:val="1"/>
+      <w:numFmt w:val="bullet"/>
+      <w:lvlText w:val=""/>
+      <w:lvlJc w:val="left"/>
+      <w:pPr>
+        <w:ind w:left="4669" w:hanging="360"/>
+      </w:pPr>
+      <w:rPr>
+        <w:rFonts w:ascii="Wingdings" w:hAnsi="Wingdings" w:hint="default"/>
+      </w:rPr>
+    </w:lvl>
+    <w:lvl w:ilvl="6" w:tplc="04090001" w:tentative="1">
+      <w:start w:val="1"/>
+      <w:numFmt w:val="bullet"/>
+      <w:lvlText w:val=""/>
+      <w:lvlJc w:val="left"/>
+      <w:pPr>
+        <w:ind w:left="5389" w:hanging="360"/>
+      </w:pPr>
+      <w:rPr>
+        <w:rFonts w:ascii="Symbol" w:hAnsi="Symbol" w:hint="default"/>
+      </w:rPr>
+    </w:lvl>
+    <w:lvl w:ilvl="7" w:tplc="04090003" w:tentative="1">
+      <w:start w:val="1"/>
+      <w:numFmt w:val="bullet"/>
+      <w:lvlText w:val="o"/>
+      <w:lvlJc w:val="left"/>
+      <w:pPr>
+        <w:ind w:left="6109" w:hanging="360"/>
+      </w:pPr>
+      <w:rPr>
+        <w:rFonts w:ascii="Courier New" w:hAnsi="Courier New" w:cs="Courier New" w:hint="default"/>
+      </w:rPr>
+    </w:lvl>
+    <w:lvl w:ilvl="8" w:tplc="04090005" w:tentative="1">
+      <w:start w:val="1"/>
+      <w:numFmt w:val="bullet"/>
+      <w:lvlText w:val=""/>
+      <w:lvlJc w:val="left"/>
+      <w:pPr>
+        <w:ind w:left="6829" w:hanging="360"/>
+      </w:pPr>
+      <w:rPr>
+        <w:rFonts w:ascii="Wingdings" w:hAnsi="Wingdings" w:hint="default"/>
+      </w:rPr>
+    </w:lvl>
+  </w:abstractNum>
+  <w:abstractNum w:abstractNumId="19" w15:restartNumberingAfterBreak="0">
     <w:nsid w:val="59BF5078"/>
     <w:multiLevelType w:val="multilevel"/>
     <w:tmpl w:val="29D2AF90"/>
@@ -17525,7 +17829,7 @@
       </w:rPr>
     </w:lvl>
   </w:abstractNum>
-  <w:abstractNum w:abstractNumId="18" w15:restartNumberingAfterBreak="0">
+  <w:abstractNum w:abstractNumId="20" w15:restartNumberingAfterBreak="0">
     <w:nsid w:val="5ABB7FBE"/>
     <w:multiLevelType w:val="hybridMultilevel"/>
     <w:tmpl w:val="E814D6C8"/>
@@ -17638,7 +17942,7 @@
       </w:rPr>
     </w:lvl>
   </w:abstractNum>
-  <w:abstractNum w:abstractNumId="19" w15:restartNumberingAfterBreak="0">
+  <w:abstractNum w:abstractNumId="21" w15:restartNumberingAfterBreak="0">
     <w:nsid w:val="5DC7663F"/>
     <w:multiLevelType w:val="hybridMultilevel"/>
     <w:tmpl w:val="8A6846EC"/>
@@ -17751,7 +18055,7 @@
       </w:rPr>
     </w:lvl>
   </w:abstractNum>
-  <w:abstractNum w:abstractNumId="20" w15:restartNumberingAfterBreak="0">
+  <w:abstractNum w:abstractNumId="22" w15:restartNumberingAfterBreak="0">
     <w:nsid w:val="607A0462"/>
     <w:multiLevelType w:val="hybridMultilevel"/>
     <w:tmpl w:val="AD16B512"/>
@@ -17864,7 +18168,7 @@
       </w:rPr>
     </w:lvl>
   </w:abstractNum>
-  <w:abstractNum w:abstractNumId="21" w15:restartNumberingAfterBreak="0">
+  <w:abstractNum w:abstractNumId="23" w15:restartNumberingAfterBreak="0">
     <w:nsid w:val="609049F0"/>
     <w:multiLevelType w:val="hybridMultilevel"/>
     <w:tmpl w:val="5EAC6DAE"/>
@@ -17977,7 +18281,7 @@
       </w:rPr>
     </w:lvl>
   </w:abstractNum>
-  <w:abstractNum w:abstractNumId="22" w15:restartNumberingAfterBreak="0">
+  <w:abstractNum w:abstractNumId="24" w15:restartNumberingAfterBreak="0">
     <w:nsid w:val="60C11B35"/>
     <w:multiLevelType w:val="hybridMultilevel"/>
     <w:tmpl w:val="E53A6EBE"/>
@@ -18090,7 +18394,7 @@
       </w:rPr>
     </w:lvl>
   </w:abstractNum>
-  <w:abstractNum w:abstractNumId="23" w15:restartNumberingAfterBreak="0">
+  <w:abstractNum w:abstractNumId="25" w15:restartNumberingAfterBreak="0">
     <w:nsid w:val="66632390"/>
     <w:multiLevelType w:val="hybridMultilevel"/>
     <w:tmpl w:val="0B425F94"/>
@@ -18203,7 +18507,7 @@
       </w:rPr>
     </w:lvl>
   </w:abstractNum>
-  <w:abstractNum w:abstractNumId="24" w15:restartNumberingAfterBreak="0">
+  <w:abstractNum w:abstractNumId="26" w15:restartNumberingAfterBreak="0">
     <w:nsid w:val="69547B62"/>
     <w:multiLevelType w:val="hybridMultilevel"/>
     <w:tmpl w:val="6660F518"/>
@@ -18316,7 +18620,7 @@
       </w:rPr>
     </w:lvl>
   </w:abstractNum>
-  <w:abstractNum w:abstractNumId="25" w15:restartNumberingAfterBreak="0">
+  <w:abstractNum w:abstractNumId="27" w15:restartNumberingAfterBreak="0">
     <w:nsid w:val="778745BB"/>
     <w:multiLevelType w:val="hybridMultilevel"/>
     <w:tmpl w:val="C1F0CDA6"/>
@@ -18429,7 +18733,7 @@
       </w:rPr>
     </w:lvl>
   </w:abstractNum>
-  <w:abstractNum w:abstractNumId="26" w15:restartNumberingAfterBreak="0">
+  <w:abstractNum w:abstractNumId="28" w15:restartNumberingAfterBreak="0">
     <w:nsid w:val="784A7A82"/>
     <w:multiLevelType w:val="hybridMultilevel"/>
     <w:tmpl w:val="1E26E9F8"/>
@@ -18542,7 +18846,7 @@
       </w:rPr>
     </w:lvl>
   </w:abstractNum>
-  <w:abstractNum w:abstractNumId="27" w15:restartNumberingAfterBreak="0">
+  <w:abstractNum w:abstractNumId="29" w15:restartNumberingAfterBreak="0">
     <w:nsid w:val="79C71BDA"/>
     <w:multiLevelType w:val="hybridMultilevel"/>
     <w:tmpl w:val="4E625E6E"/>
@@ -18655,7 +18959,7 @@
       </w:rPr>
     </w:lvl>
   </w:abstractNum>
-  <w:abstractNum w:abstractNumId="28" w15:restartNumberingAfterBreak="0">
+  <w:abstractNum w:abstractNumId="30" w15:restartNumberingAfterBreak="0">
     <w:nsid w:val="7BFF3FD0"/>
     <w:multiLevelType w:val="hybridMultilevel"/>
     <w:tmpl w:val="AE9E80E2"/>
@@ -18768,7 +19072,7 @@
       </w:rPr>
     </w:lvl>
   </w:abstractNum>
-  <w:abstractNum w:abstractNumId="29" w15:restartNumberingAfterBreak="0">
+  <w:abstractNum w:abstractNumId="31" w15:restartNumberingAfterBreak="0">
     <w:nsid w:val="7CF17331"/>
     <w:multiLevelType w:val="hybridMultilevel"/>
     <w:tmpl w:val="BBA88F60"/>
@@ -18885,94 +19189,100 @@
     <w:abstractNumId w:val="0"/>
   </w:num>
   <w:num w:numId="2">
+    <w:abstractNumId w:val="7"/>
+  </w:num>
+  <w:num w:numId="3">
+    <w:abstractNumId w:val="16"/>
+  </w:num>
+  <w:num w:numId="4">
+    <w:abstractNumId w:val="11"/>
+  </w:num>
+  <w:num w:numId="5">
+    <w:abstractNumId w:val="19"/>
+  </w:num>
+  <w:num w:numId="6">
+    <w:abstractNumId w:val="28"/>
+  </w:num>
+  <w:num w:numId="7">
     <w:abstractNumId w:val="6"/>
   </w:num>
-  <w:num w:numId="3">
-    <w:abstractNumId w:val="15"/>
-  </w:num>
-  <w:num w:numId="4">
-    <w:abstractNumId w:val="10"/>
-  </w:num>
-  <w:num w:numId="5">
-    <w:abstractNumId w:val="17"/>
-  </w:num>
-  <w:num w:numId="6">
-    <w:abstractNumId w:val="26"/>
-  </w:num>
-  <w:num w:numId="7">
-    <w:abstractNumId w:val="5"/>
-  </w:num>
   <w:num w:numId="8">
-    <w:abstractNumId w:val="23"/>
+    <w:abstractNumId w:val="25"/>
   </w:num>
   <w:num w:numId="9">
-    <w:abstractNumId w:val="16"/>
+    <w:abstractNumId w:val="17"/>
   </w:num>
   <w:num w:numId="10">
     <w:abstractNumId w:val="1"/>
   </w:num>
   <w:num w:numId="11">
-    <w:abstractNumId w:val="2"/>
+    <w:abstractNumId w:val="3"/>
   </w:num>
   <w:num w:numId="12">
+    <w:abstractNumId w:val="9"/>
+  </w:num>
+  <w:num w:numId="13">
+    <w:abstractNumId w:val="23"/>
+  </w:num>
+  <w:num w:numId="14">
+    <w:abstractNumId w:val="31"/>
+  </w:num>
+  <w:num w:numId="15">
+    <w:abstractNumId w:val="5"/>
+  </w:num>
+  <w:num w:numId="16">
+    <w:abstractNumId w:val="29"/>
+  </w:num>
+  <w:num w:numId="17">
+    <w:abstractNumId w:val="16"/>
+  </w:num>
+  <w:num w:numId="18">
+    <w:abstractNumId w:val="20"/>
+  </w:num>
+  <w:num w:numId="19">
+    <w:abstractNumId w:val="13"/>
+  </w:num>
+  <w:num w:numId="20">
+    <w:abstractNumId w:val="30"/>
+  </w:num>
+  <w:num w:numId="21">
+    <w:abstractNumId w:val="4"/>
+  </w:num>
+  <w:num w:numId="22">
+    <w:abstractNumId w:val="22"/>
+  </w:num>
+  <w:num w:numId="23">
+    <w:abstractNumId w:val="12"/>
+  </w:num>
+  <w:num w:numId="24">
+    <w:abstractNumId w:val="15"/>
+  </w:num>
+  <w:num w:numId="25">
+    <w:abstractNumId w:val="27"/>
+  </w:num>
+  <w:num w:numId="26">
+    <w:abstractNumId w:val="24"/>
+  </w:num>
+  <w:num w:numId="27">
+    <w:abstractNumId w:val="10"/>
+  </w:num>
+  <w:num w:numId="28">
     <w:abstractNumId w:val="8"/>
   </w:num>
-  <w:num w:numId="13">
+  <w:num w:numId="29">
     <w:abstractNumId w:val="21"/>
   </w:num>
-  <w:num w:numId="14">
-    <w:abstractNumId w:val="29"/>
+  <w:num w:numId="30">
+    <w:abstractNumId w:val="14"/>
   </w:num>
-  <w:num w:numId="15">
-    <w:abstractNumId w:val="4"/>
+  <w:num w:numId="31">
+    <w:abstractNumId w:val="26"/>
   </w:num>
-  <w:num w:numId="16">
-    <w:abstractNumId w:val="27"/>
-  </w:num>
-  <w:num w:numId="17">
-    <w:abstractNumId w:val="15"/>
-  </w:num>
-  <w:num w:numId="18">
+  <w:num w:numId="32">
     <w:abstractNumId w:val="18"/>
   </w:num>
-  <w:num w:numId="19">
-    <w:abstractNumId w:val="12"/>
-  </w:num>
-  <w:num w:numId="20">
-    <w:abstractNumId w:val="28"/>
-  </w:num>
-  <w:num w:numId="21">
-    <w:abstractNumId w:val="3"/>
-  </w:num>
-  <w:num w:numId="22">
-    <w:abstractNumId w:val="20"/>
-  </w:num>
-  <w:num w:numId="23">
-    <w:abstractNumId w:val="11"/>
-  </w:num>
-  <w:num w:numId="24">
-    <w:abstractNumId w:val="14"/>
-  </w:num>
-  <w:num w:numId="25">
-    <w:abstractNumId w:val="25"/>
-  </w:num>
-  <w:num w:numId="26">
-    <w:abstractNumId w:val="22"/>
-  </w:num>
-  <w:num w:numId="27">
-    <w:abstractNumId w:val="9"/>
-  </w:num>
-  <w:num w:numId="28">
-    <w:abstractNumId w:val="7"/>
-  </w:num>
-  <w:num w:numId="29">
-    <w:abstractNumId w:val="19"/>
-  </w:num>
-  <w:num w:numId="30">
-    <w:abstractNumId w:val="13"/>
-  </w:num>
-  <w:num w:numId="31">
-    <w:abstractNumId w:val="24"/>
+  <w:num w:numId="33">
+    <w:abstractNumId w:val="2"/>
   </w:num>
   <w:numIdMacAtCleanup w:val="16"/>
 </w:numbering>
@@ -20723,15 +21033,21 @@
 </file>
 
 <file path=customXml/item1.xml><?xml version="1.0" encoding="utf-8"?>
-<?mso-contentType ?>
-<FormTemplates xmlns="http://schemas.microsoft.com/sharepoint/v3/contenttype/forms">
-  <Display>DocumentLibraryForm</Display>
-  <Edit>DocumentLibraryForm</Edit>
-  <New>DocumentLibraryForm</New>
-</FormTemplates>
+<p:properties xmlns:p="http://schemas.microsoft.com/office/2006/metadata/properties" xmlns:xsi="http://www.w3.org/2001/XMLSchema-instance" xmlns:pc="http://schemas.microsoft.com/office/infopath/2007/PartnerControls">
+  <documentManagement>
+    <TaxCatchAll xmlns="13c90a0b-73bc-4dc0-be5f-28d77b615beb" xsi:nil="true"/>
+    <lcf76f155ced4ddcb4097134ff3c332f xmlns="13c93bba-48ce-428c-bfe5-88b42c19b028">
+      <Terms xmlns="http://schemas.microsoft.com/office/infopath/2007/PartnerControls"/>
+    </lcf76f155ced4ddcb4097134ff3c332f>
+  </documentManagement>
+</p:properties>
 </file>
 
 <file path=customXml/item2.xml><?xml version="1.0" encoding="utf-8"?>
+<b:Sources xmlns:b="http://schemas.openxmlformats.org/officeDocument/2006/bibliography" xmlns="http://schemas.openxmlformats.org/officeDocument/2006/bibliography" SelectedStyle="\APASixthEditionOfficeOnline.xsl" StyleName="APA" Version="6"/>
+</file>
+
+<file path=customXml/item3.xml><?xml version="1.0" encoding="utf-8"?>
 <ct:contentTypeSchema xmlns:ct="http://schemas.microsoft.com/office/2006/metadata/contentType" xmlns:ma="http://schemas.microsoft.com/office/2006/metadata/properties/metaAttributes" ct:_="" ma:_="" ma:contentTypeName="Documento" ma:contentTypeID="0x0101006A81D6BD42E8DF4C91013959704817E1" ma:contentTypeVersion="15" ma:contentTypeDescription="Crear nuevo documento." ma:contentTypeScope="" ma:versionID="bf4f72ffd194f0963ff564daca6869f7">
   <xsd:schema xmlns:xsd="http://www.w3.org/2001/XMLSchema" xmlns:xs="http://www.w3.org/2001/XMLSchema" xmlns:p="http://schemas.microsoft.com/office/2006/metadata/properties" xmlns:ns2="13c90a0b-73bc-4dc0-be5f-28d77b615beb" xmlns:ns3="13c93bba-48ce-428c-bfe5-88b42c19b028" targetNamespace="http://schemas.microsoft.com/office/2006/metadata/properties" ma:root="true" ma:fieldsID="8718d6f4873a5b1392a45044efa78385" ns2:_="" ns3:_="">
     <xsd:import namespace="13c90a0b-73bc-4dc0-be5f-28d77b615beb"/>
@@ -20966,30 +21282,35 @@
 </ct:contentTypeSchema>
 </file>
 
-<file path=customXml/item3.xml><?xml version="1.0" encoding="utf-8"?>
-<b:Sources xmlns:b="http://schemas.openxmlformats.org/officeDocument/2006/bibliography" xmlns="http://schemas.openxmlformats.org/officeDocument/2006/bibliography" SelectedStyle="\APASixthEditionOfficeOnline.xsl" StyleName="APA" Version="6"/>
-</file>
-
 <file path=customXml/item4.xml><?xml version="1.0" encoding="utf-8"?>
-<p:properties xmlns:p="http://schemas.microsoft.com/office/2006/metadata/properties" xmlns:xsi="http://www.w3.org/2001/XMLSchema-instance" xmlns:pc="http://schemas.microsoft.com/office/infopath/2007/PartnerControls">
-  <documentManagement>
-    <TaxCatchAll xmlns="13c90a0b-73bc-4dc0-be5f-28d77b615beb" xsi:nil="true"/>
-    <lcf76f155ced4ddcb4097134ff3c332f xmlns="13c93bba-48ce-428c-bfe5-88b42c19b028">
-      <Terms xmlns="http://schemas.microsoft.com/office/infopath/2007/PartnerControls"/>
-    </lcf76f155ced4ddcb4097134ff3c332f>
-  </documentManagement>
-</p:properties>
+<?mso-contentType ?>
+<FormTemplates xmlns="http://schemas.microsoft.com/sharepoint/v3/contenttype/forms">
+  <Display>DocumentLibraryForm</Display>
+  <Edit>DocumentLibraryForm</Edit>
+  <New>DocumentLibraryForm</New>
+</FormTemplates>
 </file>
 
 <file path=customXml/itemProps1.xml><?xml version="1.0" encoding="utf-8"?>
-<ds:datastoreItem xmlns:ds="http://schemas.openxmlformats.org/officeDocument/2006/customXml" ds:itemID="{81CBDEC1-3B00-44ED-AD36-0268077980BA}">
+<ds:datastoreItem xmlns:ds="http://schemas.openxmlformats.org/officeDocument/2006/customXml" ds:itemID="{1145D752-ACC1-45E1-AB53-0C756F67FC7F}">
   <ds:schemaRefs>
-    <ds:schemaRef ds:uri="http://schemas.microsoft.com/sharepoint/v3/contenttype/forms"/>
+    <ds:schemaRef ds:uri="http://schemas.microsoft.com/office/2006/metadata/properties"/>
+    <ds:schemaRef ds:uri="http://schemas.microsoft.com/office/infopath/2007/PartnerControls"/>
+    <ds:schemaRef ds:uri="13c90a0b-73bc-4dc0-be5f-28d77b615beb"/>
+    <ds:schemaRef ds:uri="13c93bba-48ce-428c-bfe5-88b42c19b028"/>
   </ds:schemaRefs>
 </ds:datastoreItem>
 </file>
 
 <file path=customXml/itemProps2.xml><?xml version="1.0" encoding="utf-8"?>
+<ds:datastoreItem xmlns:ds="http://schemas.openxmlformats.org/officeDocument/2006/customXml" ds:itemID="{E8AB44A3-7C62-4BD2-82ED-8ABC209970FA}">
+  <ds:schemaRefs>
+    <ds:schemaRef ds:uri="http://schemas.openxmlformats.org/officeDocument/2006/bibliography"/>
+  </ds:schemaRefs>
+</ds:datastoreItem>
+</file>
+
+<file path=customXml/itemProps3.xml><?xml version="1.0" encoding="utf-8"?>
 <ds:datastoreItem xmlns:ds="http://schemas.openxmlformats.org/officeDocument/2006/customXml" ds:itemID="{DFF975EB-10CD-4A6A-86C0-912DA9FCCA64}">
   <ds:schemaRefs>
     <ds:schemaRef ds:uri="http://schemas.microsoft.com/office/2006/metadata/contentType"/>
@@ -21008,21 +21329,10 @@
 </ds:datastoreItem>
 </file>
 
-<file path=customXml/itemProps3.xml><?xml version="1.0" encoding="utf-8"?>
-<ds:datastoreItem xmlns:ds="http://schemas.openxmlformats.org/officeDocument/2006/customXml" ds:itemID="{E8AB44A3-7C62-4BD2-82ED-8ABC209970FA}">
+<file path=customXml/itemProps4.xml><?xml version="1.0" encoding="utf-8"?>
+<ds:datastoreItem xmlns:ds="http://schemas.openxmlformats.org/officeDocument/2006/customXml" ds:itemID="{81CBDEC1-3B00-44ED-AD36-0268077980BA}">
   <ds:schemaRefs>
-    <ds:schemaRef ds:uri="http://schemas.openxmlformats.org/officeDocument/2006/bibliography"/>
-  </ds:schemaRefs>
-</ds:datastoreItem>
-</file>
-
-<file path=customXml/itemProps4.xml><?xml version="1.0" encoding="utf-8"?>
-<ds:datastoreItem xmlns:ds="http://schemas.openxmlformats.org/officeDocument/2006/customXml" ds:itemID="{1145D752-ACC1-45E1-AB53-0C756F67FC7F}">
-  <ds:schemaRefs>
-    <ds:schemaRef ds:uri="http://schemas.microsoft.com/office/2006/metadata/properties"/>
-    <ds:schemaRef ds:uri="http://schemas.microsoft.com/office/infopath/2007/PartnerControls"/>
-    <ds:schemaRef ds:uri="13c90a0b-73bc-4dc0-be5f-28d77b615beb"/>
-    <ds:schemaRef ds:uri="13c93bba-48ce-428c-bfe5-88b42c19b028"/>
+    <ds:schemaRef ds:uri="http://schemas.microsoft.com/sharepoint/v3/contenttype/forms"/>
   </ds:schemaRefs>
 </ds:datastoreItem>
 </file>